--- a/software_2_esencial/salida/Gabinete_Informatica_Software_2do_Curso_SOLUCIONARIO_DOCENTE_ESENCIAL_COMERCIAL_2026.docx
+++ b/software_2_esencial/salida/Gabinete_Informatica_Software_2do_Curso_SOLUCIONARIO_DOCENTE_ESENCIAL_COMERCIAL_2026.docx
@@ -1249,7 +1249,7 @@
     </w:p>
     <w:p>
       <w:pPr>
-        <w:spacing w:before="0" w:after="60"/>
+        <w:spacing w:before="0" w:after="40"/>
         <w:ind w:left="170"/>
         <w:jc w:val="both"/>
       </w:pPr>
@@ -1264,7 +1264,7 @@
     </w:p>
     <w:p>
       <w:pPr>
-        <w:spacing w:before="0" w:after="60"/>
+        <w:spacing w:before="0" w:after="40"/>
         <w:ind w:left="170"/>
         <w:jc w:val="both"/>
       </w:pPr>
@@ -1279,7 +1279,7 @@
     </w:p>
     <w:p>
       <w:pPr>
-        <w:spacing w:before="0" w:after="60"/>
+        <w:spacing w:before="0" w:after="40"/>
         <w:ind w:left="170"/>
         <w:jc w:val="both"/>
       </w:pPr>
@@ -1294,7 +1294,7 @@
     </w:p>
     <w:p>
       <w:pPr>
-        <w:spacing w:before="0" w:after="60"/>
+        <w:spacing w:before="0" w:after="40"/>
         <w:ind w:left="170"/>
         <w:jc w:val="both"/>
       </w:pPr>
@@ -1309,7 +1309,7 @@
     </w:p>
     <w:p>
       <w:pPr>
-        <w:spacing w:before="0" w:after="60"/>
+        <w:spacing w:before="0" w:after="40"/>
         <w:ind w:left="170"/>
         <w:jc w:val="both"/>
       </w:pPr>
@@ -1324,7 +1324,7 @@
     </w:p>
     <w:p>
       <w:pPr>
-        <w:spacing w:before="0" w:after="60"/>
+        <w:spacing w:before="0" w:after="40"/>
         <w:ind w:left="170"/>
         <w:jc w:val="both"/>
       </w:pPr>
@@ -1422,7 +1422,7 @@
     </w:p>
     <w:p>
       <w:pPr>
-        <w:spacing w:before="0" w:after="60"/>
+        <w:spacing w:before="0" w:after="40"/>
         <w:ind w:left="170"/>
         <w:jc w:val="both"/>
       </w:pPr>
@@ -1437,7 +1437,7 @@
     </w:p>
     <w:p>
       <w:pPr>
-        <w:spacing w:before="0" w:after="60"/>
+        <w:spacing w:before="0" w:after="40"/>
         <w:ind w:left="170"/>
         <w:jc w:val="both"/>
       </w:pPr>
@@ -1549,7 +1549,7 @@
     </w:p>
     <w:p>
       <w:pPr>
-        <w:spacing w:before="0" w:after="60"/>
+        <w:spacing w:before="0" w:after="40"/>
         <w:ind w:left="170"/>
         <w:jc w:val="both"/>
       </w:pPr>
@@ -1564,7 +1564,7 @@
     </w:p>
     <w:p>
       <w:pPr>
-        <w:spacing w:before="0" w:after="60"/>
+        <w:spacing w:before="0" w:after="40"/>
         <w:ind w:left="170"/>
         <w:jc w:val="both"/>
       </w:pPr>
@@ -1676,7 +1676,7 @@
     </w:p>
     <w:p>
       <w:pPr>
-        <w:spacing w:before="0" w:after="60"/>
+        <w:spacing w:before="0" w:after="40"/>
         <w:ind w:left="170"/>
         <w:jc w:val="both"/>
       </w:pPr>
@@ -1691,7 +1691,7 @@
     </w:p>
     <w:p>
       <w:pPr>
-        <w:spacing w:before="0" w:after="60"/>
+        <w:spacing w:before="0" w:after="40"/>
         <w:ind w:left="170"/>
         <w:jc w:val="both"/>
       </w:pPr>
@@ -1803,7 +1803,7 @@
     </w:p>
     <w:p>
       <w:pPr>
-        <w:spacing w:before="0" w:after="60"/>
+        <w:spacing w:before="0" w:after="40"/>
         <w:ind w:left="170"/>
         <w:jc w:val="both"/>
       </w:pPr>
@@ -1818,7 +1818,7 @@
     </w:p>
     <w:p>
       <w:pPr>
-        <w:spacing w:before="0" w:after="60"/>
+        <w:spacing w:before="0" w:after="40"/>
         <w:ind w:left="170"/>
         <w:jc w:val="both"/>
       </w:pPr>
@@ -1930,7 +1930,7 @@
     </w:p>
     <w:p>
       <w:pPr>
-        <w:spacing w:before="0" w:after="60"/>
+        <w:spacing w:before="0" w:after="40"/>
         <w:ind w:left="170"/>
         <w:jc w:val="both"/>
       </w:pPr>
@@ -1945,7 +1945,7 @@
     </w:p>
     <w:p>
       <w:pPr>
-        <w:spacing w:before="0" w:after="60"/>
+        <w:spacing w:before="0" w:after="40"/>
         <w:ind w:left="170"/>
         <w:jc w:val="both"/>
       </w:pPr>
@@ -2057,7 +2057,7 @@
     </w:p>
     <w:p>
       <w:pPr>
-        <w:spacing w:before="0" w:after="60"/>
+        <w:spacing w:before="0" w:after="40"/>
         <w:ind w:left="170"/>
         <w:jc w:val="both"/>
       </w:pPr>
@@ -2072,7 +2072,7 @@
     </w:p>
     <w:p>
       <w:pPr>
-        <w:spacing w:before="0" w:after="60"/>
+        <w:spacing w:before="0" w:after="40"/>
         <w:ind w:left="170"/>
         <w:jc w:val="both"/>
       </w:pPr>
@@ -2184,7 +2184,7 @@
     </w:p>
     <w:p>
       <w:pPr>
-        <w:spacing w:before="0" w:after="60"/>
+        <w:spacing w:before="0" w:after="40"/>
         <w:ind w:left="170"/>
         <w:jc w:val="both"/>
       </w:pPr>
@@ -2199,7 +2199,7 @@
     </w:p>
     <w:p>
       <w:pPr>
-        <w:spacing w:before="0" w:after="60"/>
+        <w:spacing w:before="0" w:after="40"/>
         <w:ind w:left="170"/>
         <w:jc w:val="both"/>
       </w:pPr>
@@ -2311,7 +2311,7 @@
     </w:p>
     <w:p>
       <w:pPr>
-        <w:spacing w:before="0" w:after="60"/>
+        <w:spacing w:before="0" w:after="40"/>
         <w:ind w:left="170"/>
         <w:jc w:val="both"/>
       </w:pPr>
@@ -2326,7 +2326,7 @@
     </w:p>
     <w:p>
       <w:pPr>
-        <w:spacing w:before="0" w:after="60"/>
+        <w:spacing w:before="0" w:after="40"/>
         <w:ind w:left="170"/>
         <w:jc w:val="both"/>
       </w:pPr>
@@ -2438,7 +2438,7 @@
     </w:p>
     <w:p>
       <w:pPr>
-        <w:spacing w:before="0" w:after="60"/>
+        <w:spacing w:before="0" w:after="40"/>
         <w:ind w:left="170"/>
         <w:jc w:val="both"/>
       </w:pPr>
@@ -2453,7 +2453,7 @@
     </w:p>
     <w:p>
       <w:pPr>
-        <w:spacing w:before="0" w:after="60"/>
+        <w:spacing w:before="0" w:after="40"/>
         <w:ind w:left="170"/>
         <w:jc w:val="both"/>
       </w:pPr>
@@ -2468,24 +2468,46 @@
     </w:p>
     <w:p>
       <w:pPr>
+        <w:spacing w:before="0" w:after="40"/>
+        <w:jc w:val="both"/>
+      </w:pPr>
+      <w:r>
+        <w:rPr>
+          <w:b w:val="0"/>
+          <w:i w:val="0"/>
+          <w:sz w:val="20"/>
+        </w:rPr>
+        <w:t>Práctica 9 — Resultado esperado (61 GB en H1, unidades decimales): CD 88 discos y ≈ 2,2 h; DVD 13 discos y ≈ 0,8 h; Blu-ray 3 discos y ≈ 0,5 h, con REDONDEAR.MAS y referencias absolutas a $H$1; al cambiar H1 todo se recalcula. Diapositiva con la tabla pegada. Errores frecuentes: escribir el tamaño dentro de cada fórmula en lugar de referenciar H1; mezclar GB decimales con el factor 1.024; redondear discos hacia abajo.</w:t>
+      </w:r>
+    </w:p>
+    <w:p>
+      <w:pPr>
+        <w:pStyle w:val="Ttulo2"/>
+      </w:pPr>
+      <w:r>
+        <w:t>Clase 10 — Impresoras</w:t>
+      </w:r>
+    </w:p>
+    <w:p>
+      <w:pPr>
         <w:spacing w:before="0" w:after="60"/>
         <w:jc w:val="both"/>
       </w:pPr>
       <w:r>
         <w:rPr>
-          <w:b w:val="0"/>
-          <w:i w:val="0"/>
-          <w:sz w:val="20"/>
-        </w:rPr>
-        <w:t>Práctica 9 — Resultado esperado (61 GB, unidades decimales): CD 88 discos y ≈ 2,2 h; DVD 13 discos y ≈ 0,8 h; Blu-ray 3 discos y ≈ 0,5 h, con REDONDEAR.MAS y fórmulas; diapositiva con la tabla pegada. Errores frecuentes: mezclar GB decimales con el factor 1.024; redondear discos hacia abajo.</w:t>
-      </w:r>
-    </w:p>
-    <w:p>
-      <w:pPr>
-        <w:pStyle w:val="Ttulo2"/>
-      </w:pPr>
-      <w:r>
-        <w:t>Clase 10 — Impresoras</w:t>
+          <w:b/>
+          <w:i w:val="0"/>
+          <w:sz w:val="20"/>
+        </w:rPr>
+        <w:t xml:space="preserve">Opción correcta: </w:t>
+      </w:r>
+      <w:r>
+        <w:rPr>
+          <w:b w:val="0"/>
+          <w:i w:val="0"/>
+          <w:sz w:val="20"/>
+        </w:rPr>
+        <w:t>1) c · 2) b · 3) b · 4) b</w:t>
       </w:r>
     </w:p>
     <w:p>
@@ -2499,15 +2521,15 @@
           <w:i w:val="0"/>
           <w:sz w:val="20"/>
         </w:rPr>
-        <w:t xml:space="preserve">Opción correcta: </w:t>
-      </w:r>
-      <w:r>
-        <w:rPr>
-          <w:b w:val="0"/>
-          <w:i w:val="0"/>
-          <w:sz w:val="20"/>
-        </w:rPr>
-        <w:t>1) c · 2) b · 3) b · 4) b</w:t>
+        <w:t xml:space="preserve">Completar: </w:t>
+      </w:r>
+      <w:r>
+        <w:rPr>
+          <w:b w:val="0"/>
+          <w:i w:val="0"/>
+          <w:sz w:val="20"/>
+        </w:rPr>
+        <w:t>5) dpi · 6) multifunción · 7) térmica</w:t>
       </w:r>
     </w:p>
     <w:p>
@@ -2521,15 +2543,76 @@
           <w:i w:val="0"/>
           <w:sz w:val="20"/>
         </w:rPr>
-        <w:t xml:space="preserve">Completar: </w:t>
-      </w:r>
-      <w:r>
-        <w:rPr>
-          <w:b w:val="0"/>
-          <w:i w:val="0"/>
-          <w:sz w:val="20"/>
-        </w:rPr>
-        <w:t>5) dpi · 6) multifunción · 7) térmica</w:t>
+        <w:t xml:space="preserve">V-F: </w:t>
+      </w:r>
+      <w:r>
+        <w:rPr>
+          <w:b w:val="0"/>
+          <w:i w:val="0"/>
+          <w:sz w:val="20"/>
+        </w:rPr>
+        <w:t>8) F — El costo real está en los insumos: se compara el costo por página y el ciclo mensual. 9) V 10) F — No usa tinta: imprime por calor sobre papel térmico.</w:t>
+      </w:r>
+    </w:p>
+    <w:p>
+      <w:pPr>
+        <w:spacing w:before="0" w:after="40"/>
+        <w:ind w:left="170"/>
+        <w:jc w:val="both"/>
+      </w:pPr>
+      <w:r>
+        <w:rPr>
+          <w:b w:val="0"/>
+          <w:i w:val="0"/>
+          <w:sz w:val="20"/>
+        </w:rPr>
+        <w:t>11) Orientación: Térmica para tickets (velocidad, sin tinta) + matriz de punto para el papel químico autocopiativo; justificar por insumo y uso.</w:t>
+      </w:r>
+    </w:p>
+    <w:p>
+      <w:pPr>
+        <w:spacing w:before="0" w:after="40"/>
+        <w:ind w:left="170"/>
+        <w:jc w:val="both"/>
+      </w:pPr>
+      <w:r>
+        <w:rPr>
+          <w:b w:val="0"/>
+          <w:i w:val="0"/>
+          <w:sz w:val="20"/>
+        </w:rPr>
+        <w:t>12) Orientación: Ejemplo válido: cartucho de G. 250.000 que rinde 200 páginas = G. 1.250/pág. contra tóner de G. 600.000 que rinde 3.000 = G. 200/pág.</w:t>
+      </w:r>
+    </w:p>
+    <w:p>
+      <w:pPr>
+        <w:spacing w:before="40" w:after="100"/>
+        <w:jc w:val="both"/>
+      </w:pPr>
+      <w:r>
+        <w:rPr>
+          <w:b/>
+          <w:i w:val="0"/>
+          <w:color w:val="2E7D32"/>
+          <w:sz w:val="20"/>
+        </w:rPr>
+        <w:t xml:space="preserve">Práctica 10 — Resultado esperado: </w:t>
+      </w:r>
+      <w:r>
+        <w:rPr>
+          <w:b w:val="0"/>
+          <w:i w:val="0"/>
+          <w:sz w:val="20"/>
+        </w:rPr>
+        <w:t>costo por página G. 700 (inyección) vs. G. 200 (láser); costo mensual de 1.200 páginas G. 840.000 vs. G. 240.000; la láser conviene. Desafío: recupera la diferencia de equipos en 800.000 ÷ 600.000 ≈ 1,3 meses. Errores frecuentes: invertir la división del costo por página; olvidar el formato de moneda.</w:t>
+      </w:r>
+    </w:p>
+    <w:p>
+      <w:pPr>
+        <w:pStyle w:val="Ttulo2"/>
+      </w:pPr>
+      <w:r>
+        <w:t>Clase 11 — La red de computadoras</w:t>
       </w:r>
     </w:p>
     <w:p>
@@ -2543,6 +2626,50 @@
           <w:i w:val="0"/>
           <w:sz w:val="20"/>
         </w:rPr>
+        <w:t xml:space="preserve">Opción correcta: </w:t>
+      </w:r>
+      <w:r>
+        <w:rPr>
+          <w:b w:val="0"/>
+          <w:i w:val="0"/>
+          <w:sz w:val="20"/>
+        </w:rPr>
+        <w:t>1) b · 2) b · 3) b · 4) b</w:t>
+      </w:r>
+    </w:p>
+    <w:p>
+      <w:pPr>
+        <w:spacing w:before="0" w:after="60"/>
+        <w:jc w:val="both"/>
+      </w:pPr>
+      <w:r>
+        <w:rPr>
+          <w:b/>
+          <w:i w:val="0"/>
+          <w:sz w:val="20"/>
+        </w:rPr>
+        <w:t xml:space="preserve">Completar: </w:t>
+      </w:r>
+      <w:r>
+        <w:rPr>
+          <w:b w:val="0"/>
+          <w:i w:val="0"/>
+          <w:sz w:val="20"/>
+        </w:rPr>
+        <w:t>5) pares · 6) medio · 7) cliente / servidor</w:t>
+      </w:r>
+    </w:p>
+    <w:p>
+      <w:pPr>
+        <w:spacing w:before="0" w:after="60"/>
+        <w:jc w:val="both"/>
+      </w:pPr>
+      <w:r>
+        <w:rPr>
+          <w:b/>
+          <w:i w:val="0"/>
+          <w:sz w:val="20"/>
+        </w:rPr>
         <w:t xml:space="preserve">V-F: </w:t>
       </w:r>
       <w:r>
@@ -2551,12 +2678,12 @@
           <w:i w:val="0"/>
           <w:sz w:val="20"/>
         </w:rPr>
-        <w:t>8) F — El costo real está en los insumos: se compara el costo por página y el ciclo mensual. 9) V 10) F — No usa tinta: imprime por calor sobre papel térmico.</w:t>
-      </w:r>
-    </w:p>
-    <w:p>
-      <w:pPr>
-        <w:spacing w:before="0" w:after="60"/>
+        <w:t>8) F — Sin protocolo común no hay comunicación posible: el protocolo es constitutivo de la red. 9) V 10) F — También comparten archivos, impresoras y respaldos dentro de la propia red local.</w:t>
+      </w:r>
+    </w:p>
+    <w:p>
+      <w:pPr>
+        <w:spacing w:before="0" w:after="40"/>
         <w:ind w:left="170"/>
         <w:jc w:val="both"/>
       </w:pPr>
@@ -2566,12 +2693,12 @@
           <w:i w:val="0"/>
           <w:sz w:val="20"/>
         </w:rPr>
-        <w:t>11) Orientación: Térmica para tickets (velocidad, sin tinta) + matriz de punto para el papel químico autocopiativo; justificar por insumo y uso.</w:t>
-      </w:r>
-    </w:p>
-    <w:p>
-      <w:pPr>
-        <w:spacing w:before="0" w:after="60"/>
+        <w:t>11) Orientación: Compartir una sola impresora, carpeta común/respaldo centralizado, administración y cobro centralizados, una única salida a internet controlada; tres cualesquiera bien explicados.</w:t>
+      </w:r>
+    </w:p>
+    <w:p>
+      <w:pPr>
+        <w:spacing w:before="0" w:after="40"/>
         <w:ind w:left="170"/>
         <w:jc w:val="both"/>
       </w:pPr>
@@ -2581,7 +2708,7 @@
           <w:i w:val="0"/>
           <w:sz w:val="20"/>
         </w:rPr>
-        <w:t>12) Orientación: Ejemplo válido: cartucho de G. 250.000 que rinde 200 páginas = G. 1.250/pág. contra tóner de G. 600.000 que rinde 3.000 = G. 200/pág.</w:t>
+        <w:t>12) Orientación: Administración y seguridad centralizadas, control de usuarios y permisos, respaldo único, escala mejor con muchos equipos.</w:t>
       </w:r>
     </w:p>
     <w:p>
@@ -2596,15 +2723,15 @@
           <w:color w:val="2E7D32"/>
           <w:sz w:val="20"/>
         </w:rPr>
-        <w:t xml:space="preserve">Práctica 10 — Resultado esperado: </w:t>
-      </w:r>
-      <w:r>
-        <w:rPr>
-          <w:b w:val="0"/>
-          <w:i w:val="0"/>
-          <w:sz w:val="20"/>
-        </w:rPr>
-        <w:t>costo por página G. 700 (inyección) vs. G. 200 (láser); costo mensual de 1.200 páginas G. 840.000 vs. G. 240.000; la láser conviene. Desafío: recupera la diferencia de equipos en 800.000 ÷ 600.000 ≈ 1,3 meses. Errores frecuentes: invertir la división del costo por página; olvidar el formato de moneda.</w:t>
+        <w:t xml:space="preserve">Práctica 11 — Resultado esperado: </w:t>
+      </w:r>
+      <w:r>
+        <w:rPr>
+          <w:b w:val="0"/>
+          <w:i w:val="0"/>
+          <w:sz w:val="20"/>
+        </w:rPr>
+        <w:t>tabla coherente con la red real del laboratorio y párrafo con recursos compartidos verificables. Errores frecuentes: confundir el nombre del equipo con el nombre de la red; escribir 'internet' como único recurso compartido.</w:t>
       </w:r>
     </w:p>
     <w:p>
@@ -2612,7 +2739,7 @@
         <w:pStyle w:val="Ttulo2"/>
       </w:pPr>
       <w:r>
-        <w:t>Clase 11 — La red de computadoras</w:t>
+        <w:t>Clase 12 — Protocolos y estándares</w:t>
       </w:r>
     </w:p>
     <w:p>
@@ -2634,7 +2761,7 @@
           <w:i w:val="0"/>
           <w:sz w:val="20"/>
         </w:rPr>
-        <w:t>1) b · 2) b · 3) b · 4) b</w:t>
+        <w:t>1) b · 2) a · 3) b · 4) b</w:t>
       </w:r>
     </w:p>
     <w:p>
@@ -2656,7 +2783,7 @@
           <w:i w:val="0"/>
           <w:sz w:val="20"/>
         </w:rPr>
-        <w:t>5) pares · 6) medio · 7) cliente / servidor</w:t>
+        <w:t>5) DHCP · 6) máscara · 7) cifrada</w:t>
       </w:r>
     </w:p>
     <w:p>
@@ -2678,12 +2805,12 @@
           <w:i w:val="0"/>
           <w:sz w:val="20"/>
         </w:rPr>
-        <w:t>8) F — Sin protocolo común no hay comunicación posible: el protocolo es constitutivo de la red. 9) V 10) F — También comparten archivos, impresoras y respaldos dentro de la propia red local.</w:t>
-      </w:r>
-    </w:p>
-    <w:p>
-      <w:pPr>
-        <w:spacing w:before="0" w:after="60"/>
+        <w:t>8) V 9) F — Son privadas: se usan dentro de redes locales y el router las traduce hacia afuera. 10) F — Para entrega completa y en orden corresponde TCP; UDP sirve donde la velocidad importa más que la garantía.</w:t>
+      </w:r>
+    </w:p>
+    <w:p>
+      <w:pPr>
+        <w:spacing w:before="0" w:after="40"/>
         <w:ind w:left="170"/>
         <w:jc w:val="both"/>
       </w:pPr>
@@ -2693,12 +2820,12 @@
           <w:i w:val="0"/>
           <w:sz w:val="20"/>
         </w:rPr>
-        <w:t>11) Orientación: Compartir una sola impresora, carpeta común/respaldo centralizado, administración y cobro centralizados, una única salida a internet controlada; tres cualesquiera bien explicados.</w:t>
-      </w:r>
-    </w:p>
-    <w:p>
-      <w:pPr>
-        <w:spacing w:before="0" w:after="60"/>
+        <w:t>11) Orientación: DNS traduce el nombre a IP; IP encamina los paquetes; TCP asegura la entrega; HTTP/HTTPS transporta el contenido (HTTPS cifrado). Secuencia coherente con tres o más protocolos.</w:t>
+      </w:r>
+    </w:p>
+    <w:p>
+      <w:pPr>
+        <w:spacing w:before="0" w:after="40"/>
         <w:ind w:left="170"/>
         <w:jc w:val="both"/>
       </w:pPr>
@@ -2708,7 +2835,7 @@
           <w:i w:val="0"/>
           <w:sz w:val="20"/>
         </w:rPr>
-        <w:t>12) Orientación: Administración y seguridad centralizadas, control de usuarios y permisos, respaldo único, escala mejor con muchos equipos.</w:t>
+        <w:t>12) Orientación: Si la IP cambia, los equipos que la tienen configurada la 'pierden'; una dirección fija garantiza que siempre se la encuentre en el mismo lugar.</w:t>
       </w:r>
     </w:p>
     <w:p>
@@ -2723,15 +2850,15 @@
           <w:color w:val="2E7D32"/>
           <w:sz w:val="20"/>
         </w:rPr>
-        <w:t xml:space="preserve">Práctica 11 — Resultado esperado: </w:t>
-      </w:r>
-      <w:r>
-        <w:rPr>
-          <w:b w:val="0"/>
-          <w:i w:val="0"/>
-          <w:sz w:val="20"/>
-        </w:rPr>
-        <w:t>tabla coherente con la red real del laboratorio y párrafo con recursos compartidos verificables. Errores frecuentes: confundir el nombre del equipo con el nombre de la red; escribir 'internet' como único recurso compartido.</w:t>
+        <w:t xml:space="preserve">Práctica 12 — Resultado esperado: </w:t>
+      </w:r>
+      <w:r>
+        <w:rPr>
+          <w:b w:val="0"/>
+          <w:i w:val="0"/>
+          <w:sz w:val="20"/>
+        </w:rPr>
+        <w:t>cinco datos coherentes e interpretaciones correctas. La pertenencia a la misma red se justifica usando IP + máscara; solo con 255.255.255.0 (/24) es válido comprobar que coincidan los tres primeros octetos. Errores frecuentes: leer el adaptador inactivo o virtual; confundir DNS con puerta de enlace; aplicar el atajo de /24 a cualquier máscara. Desafío: nslookup usa DNS. Si el equipo muestra una dirección 169.254.x.x (enlace local) o no tiene IPv4, el resultado correcto es registrar la anomalía y avisar al docente, sin modificar la configuración.</w:t>
       </w:r>
     </w:p>
     <w:p>
@@ -2739,7 +2866,7 @@
         <w:pStyle w:val="Ttulo2"/>
       </w:pPr>
       <w:r>
-        <w:t>Clase 12 — Protocolos y estándares</w:t>
+        <w:t>Clase 13 — Redes por alcance: LAN, MAN y WAN</w:t>
       </w:r>
     </w:p>
     <w:p>
@@ -2761,7 +2888,7 @@
           <w:i w:val="0"/>
           <w:sz w:val="20"/>
         </w:rPr>
-        <w:t>1) b · 2) a · 3) b · 4) b</w:t>
+        <w:t>1) b · 2) c · 3) b · 4) b</w:t>
       </w:r>
     </w:p>
     <w:p>
@@ -2783,7 +2910,7 @@
           <w:i w:val="0"/>
           <w:sz w:val="20"/>
         </w:rPr>
-        <w:t>5) DHCP · 6) máscara · 7) cifrada</w:t>
+        <w:t>5) local · 6) PAN · 7) telecomunicaciones</w:t>
       </w:r>
     </w:p>
     <w:p>
@@ -2805,12 +2932,12 @@
           <w:i w:val="0"/>
           <w:sz w:val="20"/>
         </w:rPr>
-        <w:t>8) V 9) F — Son privadas: se usan dentro de redes locales y el router las traduce hacia afuera. 10) F — Para entrega completa y en orden corresponde TCP; UDP sirve donde la velocidad importa más que la garantía.</w:t>
-      </w:r>
-    </w:p>
-    <w:p>
-      <w:pPr>
-        <w:spacing w:before="0" w:after="60"/>
+        <w:t>8) V — En general sí, por las distancias cortas y el medio propio; una medición real depende también de la carga y del equipo. 9) V 10) F — Los enlaces WAN pertenecen a los operadores: se contratan, no se administran en propiedad.</w:t>
+      </w:r>
+    </w:p>
+    <w:p>
+      <w:pPr>
+        <w:spacing w:before="0" w:after="40"/>
         <w:ind w:left="170"/>
         <w:jc w:val="both"/>
       </w:pPr>
@@ -2820,12 +2947,12 @@
           <w:i w:val="0"/>
           <w:sz w:val="20"/>
         </w:rPr>
-        <w:t>11) Orientación: DNS traduce el nombre a IP; IP encamina los paquetes; TCP asegura la entrega; HTTP/HTTPS transporta el contenido (HTTPS cifrado). Secuencia coherente con tres o más protocolos.</w:t>
-      </w:r>
-    </w:p>
-    <w:p>
-      <w:pPr>
-        <w:spacing w:before="0" w:after="60"/>
+        <w:t>11) Orientación: LAN del aula → router/salida contratada → WAN del proveedor y enlaces internacionales (troncales/submarinos) → LAN o red del centro de datos destino.</w:t>
+      </w:r>
+    </w:p>
+    <w:p>
+      <w:pPr>
+        <w:spacing w:before="0" w:after="40"/>
         <w:ind w:left="170"/>
         <w:jc w:val="both"/>
       </w:pPr>
@@ -2835,7 +2962,7 @@
           <w:i w:val="0"/>
           <w:sz w:val="20"/>
         </w:rPr>
-        <w:t>12) Orientación: Si la IP cambia, los equipos que la tienen configurada la 'pierden'; una dirección fija garantiza que siempre se la encuentre en el mismo lugar.</w:t>
+        <w:t>12) Orientación: Una MAN; contrataría los enlaces de fibra (u otro medio) entre los edificios, manteniendo cada sucursal su LAN propia.</w:t>
       </w:r>
     </w:p>
     <w:p>
@@ -2850,15 +2977,15 @@
           <w:color w:val="2E7D32"/>
           <w:sz w:val="20"/>
         </w:rPr>
-        <w:t xml:space="preserve">Práctica 12 — Resultado esperado: </w:t>
-      </w:r>
-      <w:r>
-        <w:rPr>
-          <w:b w:val="0"/>
-          <w:i w:val="0"/>
-          <w:sz w:val="20"/>
-        </w:rPr>
-        <w:t>cinco datos coherentes e interpretaciones correctas. La pertenencia a la misma red se justifica usando IP + máscara; solo con 255.255.255.0 (/24) es válido comprobar que coincidan los tres primeros octetos. Errores frecuentes: leer el adaptador inactivo o virtual; confundir DNS con puerta de enlace; aplicar el atajo de /24 a cualquier máscara. Desafío: nslookup usa DNS.</w:t>
+        <w:t xml:space="preserve">Práctica 13 — Resultado esperado: </w:t>
+      </w:r>
+      <w:r>
+        <w:rPr>
+          <w:b w:val="0"/>
+          <w:i w:val="0"/>
+          <w:sz w:val="20"/>
+        </w:rPr>
+        <w:t>puerta de enlace reconocida como destino local (habitualmente 1 salto y demora baja) y trazado remoto documentado con los valores realmente observados. Si ping no recibe respuesta, registrar «sin respuesta ICMP»; no concluir que el sitio está caído. En tracert, * significa que ese salto no respondió a esa sonda, no necesariamente que el enlace esté roto. La latencia remota suele ser mayor, pero no es una regla absoluta. Error frecuente: convertir valores típicos en resultados obligatorios.</w:t>
       </w:r>
     </w:p>
     <w:p>
@@ -2866,7 +2993,7 @@
         <w:pStyle w:val="Ttulo2"/>
       </w:pPr>
       <w:r>
-        <w:t>Clase 13 — Redes por alcance: LAN, MAN y WAN</w:t>
+        <w:t>Clase 14 — Topologías de red</w:t>
       </w:r>
     </w:p>
     <w:p>
@@ -2888,7 +3015,7 @@
           <w:i w:val="0"/>
           <w:sz w:val="20"/>
         </w:rPr>
-        <w:t>1) b · 2) c · 3) b · 4) b</w:t>
+        <w:t>1) c · 2) b · 3) a · 4) b</w:t>
       </w:r>
     </w:p>
     <w:p>
@@ -2910,7 +3037,7 @@
           <w:i w:val="0"/>
           <w:sz w:val="20"/>
         </w:rPr>
-        <w:t>5) local · 6) PAN · 7) telecomunicaciones</w:t>
+        <w:t>5) bus · 6) árbol · 7) único</w:t>
       </w:r>
     </w:p>
     <w:p>
@@ -2932,12 +3059,12 @@
           <w:i w:val="0"/>
           <w:sz w:val="20"/>
         </w:rPr>
-        <w:t>8) V — En general sí, por las distancias cortas y el medio propio; una medición real depende también de la carga y del equipo. 9) V 10) F — Los enlaces WAN pertenecen a los operadores: se contratan, no se administran en propiedad.</w:t>
-      </w:r>
-    </w:p>
-    <w:p>
-      <w:pPr>
-        <w:spacing w:before="0" w:after="60"/>
+        <w:t>8) V 9) F — Pueden diferir: una red cableada en estrella con un hub en el centro se comporta lógicamente como un bus. 10) F — Es la más cara en cableado y puertos; se reserva para enlaces críticos que exigen redundancia.</w:t>
+      </w:r>
+    </w:p>
+    <w:p>
+      <w:pPr>
+        <w:spacing w:before="0" w:after="40"/>
         <w:ind w:left="170"/>
         <w:jc w:val="both"/>
       </w:pPr>
@@ -2947,12 +3074,12 @@
           <w:i w:val="0"/>
           <w:sz w:val="20"/>
         </w:rPr>
-        <w:t>11) Orientación: LAN del aula → router/salida contratada → WAN del proveedor y enlaces internacionales (troncales/submarinos) → LAN o red del centro de datos destino.</w:t>
-      </w:r>
-    </w:p>
-    <w:p>
-      <w:pPr>
-        <w:spacing w:before="0" w:after="60"/>
+        <w:t>11) Orientación: Bus: (a) puede afectar al troncal según el corte, (b) el corte del troncal tumba todo. Estrella: (a) cae solo esa estación, (b) la caída del switch tumba todo. Conclusión: la estrella aísla fallas de estación.</w:t>
+      </w:r>
+    </w:p>
+    <w:p>
+      <w:pPr>
+        <w:spacing w:before="0" w:after="40"/>
         <w:ind w:left="170"/>
         <w:jc w:val="both"/>
       </w:pPr>
@@ -2962,7 +3089,7 @@
           <w:i w:val="0"/>
           <w:sz w:val="20"/>
         </w:rPr>
-        <w:t>12) Orientación: Una MAN; contrataría los enlaces de fibra (u otro medio) entre los edificios, manteniendo cada sucursal su LAN propia.</w:t>
+        <w:t>12) Orientación: En el centro: switch de calidad (o segundo switch/puertos de reserva) y protección eléctrica del rack, porque su caída afecta a toda la red; los cables individuales solo afectan a un equipo.</w:t>
       </w:r>
     </w:p>
     <w:p>
@@ -2977,15 +3104,15 @@
           <w:color w:val="2E7D32"/>
           <w:sz w:val="20"/>
         </w:rPr>
-        <w:t xml:space="preserve">Práctica 13 — Resultado esperado: </w:t>
-      </w:r>
-      <w:r>
-        <w:rPr>
-          <w:b w:val="0"/>
-          <w:i w:val="0"/>
-          <w:sz w:val="20"/>
-        </w:rPr>
-        <w:t>puerta de enlace reconocida como destino local (habitualmente 1 salto y demora baja) y trazado remoto documentado con los valores realmente observados. Si ping no recibe respuesta, registrar «sin respuesta ICMP»; no concluir que el sitio está caído. En tracert, * significa que ese salto no respondió a esa sonda, no necesariamente que el enlace esté roto. La latencia remota suele ser mayor, pero no es una regla absoluta. Error frecuente: convertir valores típicos en resultados obligatorios.</w:t>
+        <w:t xml:space="preserve">Práctica 14 — Resultado esperado: </w:t>
+      </w:r>
+      <w:r>
+        <w:rPr>
+          <w:b w:val="0"/>
+          <w:i w:val="0"/>
+          <w:sz w:val="20"/>
+        </w:rPr>
+        <w:t>estrella de la Farmacia Tajy con el switch en el centro, Caja-1 a Caja-4, Depósito, Administración, Impresora y Access point unidos al switch, y el Router arriba; todos con Conector recto anclado. El punto único de falla resaltado es el switch (si cae, ningún puesto se comunica); la caída del router solo corta internet. En el desafío, el switch del depósito cuelga del switch principal y forma un árbol. Errores frecuentes: usar Línea en vez de Conector recto; señalar el router como único punto de falla de la red local.</w:t>
       </w:r>
     </w:p>
     <w:p>
@@ -2993,7 +3120,7 @@
         <w:pStyle w:val="Ttulo2"/>
       </w:pPr>
       <w:r>
-        <w:t>Clase 14 — Topologías de red</w:t>
+        <w:t>Clase 15 — Equipos de red</w:t>
       </w:r>
     </w:p>
     <w:p>
@@ -3015,7 +3142,7 @@
           <w:i w:val="0"/>
           <w:sz w:val="20"/>
         </w:rPr>
-        <w:t>1) c · 2) b · 3) a · 4) b</w:t>
+        <w:t>1) b · 2) c · 3) b · 4) b</w:t>
       </w:r>
     </w:p>
     <w:p>
@@ -3037,7 +3164,7 @@
           <w:i w:val="0"/>
           <w:sz w:val="20"/>
         </w:rPr>
-        <w:t>5) bus · 6) árbol · 7) único</w:t>
+        <w:t>5) de velocidad · 6) DHCP · 7) ONT</w:t>
       </w:r>
     </w:p>
     <w:p>
@@ -3059,12 +3186,12 @@
           <w:i w:val="0"/>
           <w:sz w:val="20"/>
         </w:rPr>
-        <w:t>8) V 9) F — Pueden diferir: una red cableada en estrella con un hub en el centro se comporta lógicamente como un bus. 10) F — Es la más cara en cableado y puertos; se reserva para enlaces críticos que exigen redundancia.</w:t>
-      </w:r>
-    </w:p>
-    <w:p>
-      <w:pPr>
-        <w:spacing w:before="0" w:after="60"/>
+        <w:t>8) V 9) F — Ese es el rol del router; el switch conmuta dentro de la propia red local. 10) V</w:t>
+      </w:r>
+    </w:p>
+    <w:p>
+      <w:pPr>
+        <w:spacing w:before="0" w:after="40"/>
         <w:ind w:left="170"/>
         <w:jc w:val="both"/>
       </w:pPr>
@@ -3074,12 +3201,12 @@
           <w:i w:val="0"/>
           <w:sz w:val="20"/>
         </w:rPr>
-        <w:t>11) Orientación: Bus: (a) puede afectar al troncal según el corte, (b) el corte del troncal tumba todo. Estrella: (a) cae solo esa estación, (b) la caída del switch tumba todo. Conclusión: la estrella aísla fallas de estación.</w:t>
-      </w:r>
-    </w:p>
-    <w:p>
-      <w:pPr>
-        <w:spacing w:before="0" w:after="60"/>
+        <w:t>11) Orientación: El switch es el portero que entrega sobres entre oficinas del edificio (LAN); el router es la oficina de correos que decide cómo enviar lo que va a otros edificios (otras redes).</w:t>
+      </w:r>
+    </w:p>
+    <w:p>
+      <w:pPr>
+        <w:spacing w:before="0" w:after="40"/>
         <w:ind w:left="170"/>
         <w:jc w:val="both"/>
       </w:pPr>
@@ -3089,7 +3216,7 @@
           <w:i w:val="0"/>
           <w:sz w:val="20"/>
         </w:rPr>
-        <w:t>12) Orientación: En el centro: switch de calidad (o segundo switch/puertos de reserva) y protección eléctrica del rack, porque su caída afecta a toda la red; los cables individuales solo afectan a un equipo.</w:t>
+        <w:t>12) Orientación: Access point cableado hasta el depósito (mejor rendimiento, requiere cable) vs. repetidor a mitad de camino (fácil, pero reduce el ancho de banda); elegir según posibilidad de cablear.</w:t>
       </w:r>
     </w:p>
     <w:p>
@@ -3104,15 +3231,15 @@
           <w:color w:val="2E7D32"/>
           <w:sz w:val="20"/>
         </w:rPr>
-        <w:t xml:space="preserve">Práctica 14 — Resultado esperado: </w:t>
-      </w:r>
-      <w:r>
-        <w:rPr>
-          <w:b w:val="0"/>
-          <w:i w:val="0"/>
-          <w:sz w:val="20"/>
-        </w:rPr>
-        <w:t>estrella de la Farmacia Tajy con el switch en el centro, Caja-1 a Caja-4, Depósito, Administración, Impresora y Access point unidos al switch, y el Router arriba; todos con Conector recto anclado. El punto único de falla resaltado es el switch (si cae, ningún puesto se comunica); la caída del router solo corta internet. En el desafío, el switch del depósito cuelga del switch principal y forma un árbol. Errores frecuentes: usar Línea en vez de Conector recto; señalar el router como único punto de falla de la red local.</w:t>
+        <w:t xml:space="preserve">Práctica 15 — Resultado esperado: </w:t>
+      </w:r>
+      <w:r>
+        <w:rPr>
+          <w:b w:val="0"/>
+          <w:i w:val="0"/>
+          <w:sz w:val="20"/>
+        </w:rPr>
+        <w:t>bocas ocupadas 6 PC + impresora + access point + enlace al router = 9; con 20 % de reserva, 9 × 1,2 = 10,8 → 11; el de 8 puertos se descarta. Se espera elegir el de 16 puertos con PoE, porque el access point del techo se alimenta por el cable; se acepta el de 16 sin PoE si se presupuesta un inyector. Desafío: con dos cajas más, 11 × 1,2 = 13,2 → 14 puertos: el switch de 16 sigue sirviendo. Errores frecuentes: olvidar el access point o el enlace al router; ignorar la alimentación del access point.</w:t>
       </w:r>
     </w:p>
     <w:p>
@@ -3120,7 +3247,7 @@
         <w:pStyle w:val="Ttulo2"/>
       </w:pPr>
       <w:r>
-        <w:t>Clase 15 — Equipos de red</w:t>
+        <w:t>Clase 16 — Materiales de red</w:t>
       </w:r>
     </w:p>
     <w:p>
@@ -3142,7 +3269,7 @@
           <w:i w:val="0"/>
           <w:sz w:val="20"/>
         </w:rPr>
-        <w:t>1) b · 2) c · 3) b · 4) b</w:t>
+        <w:t>1) b · 2) b · 3) b · 4) b</w:t>
       </w:r>
     </w:p>
     <w:p>
@@ -3164,7 +3291,7 @@
           <w:i w:val="0"/>
           <w:sz w:val="20"/>
         </w:rPr>
-        <w:t>5) de velocidad · 6) DHCP · 7) ONT</w:t>
+        <w:t>5) 305 · 6) cords · 7) rack</w:t>
       </w:r>
     </w:p>
     <w:p>
@@ -3186,12 +3313,12 @@
           <w:i w:val="0"/>
           <w:sz w:val="20"/>
         </w:rPr>
-        <w:t>8) V 9) F — Ese es el rol del router; el switch conmuta dentro de la propia red local. 10) V</w:t>
-      </w:r>
-    </w:p>
-    <w:p>
-      <w:pPr>
-        <w:spacing w:before="0" w:after="60"/>
+        <w:t>8) F — Cables, conectores y remates de mala calidad producen fallas intermitentes difíciles de diagnosticar. 9) V 10) F — Se diseña para durar años sin tocarse; los cambios se hacen sobre los patch cords.</w:t>
+      </w:r>
+    </w:p>
+    <w:p>
+      <w:pPr>
+        <w:spacing w:before="0" w:after="40"/>
         <w:ind w:left="170"/>
         <w:jc w:val="both"/>
       </w:pPr>
@@ -3201,12 +3328,12 @@
           <w:i w:val="0"/>
           <w:sz w:val="20"/>
         </w:rPr>
-        <w:t>11) Orientación: El switch es el portero que entrega sobres entre oficinas del edificio (LAN); el router es la oficina de correos que decide cómo enviar lo que va a otros edificios (otras redes).</w:t>
-      </w:r>
-    </w:p>
-    <w:p>
-      <w:pPr>
-        <w:spacing w:before="0" w:after="60"/>
+        <w:t>11) Orientación: El tendido fijo queda protegido y estable; los extremos reemplazables (cordones) absorben el desgaste; los cambios y diagnósticos se hacen en el rack sin tocar paredes.</w:t>
+      </w:r>
+    </w:p>
+    <w:p>
+      <w:pPr>
+        <w:spacing w:before="0" w:after="40"/>
         <w:ind w:left="170"/>
         <w:jc w:val="both"/>
       </w:pPr>
@@ -3216,7 +3343,7 @@
           <w:i w:val="0"/>
           <w:sz w:val="20"/>
         </w:rPr>
-        <w:t>12) Orientación: Access point cableado hasta el depósito (mejor rendimiento, requiere cable) vs. repetidor a mitad de camino (fácil, pero reduce el ancho de banda); elegir según posibilidad de cablear.</w:t>
+        <w:t>12) Orientación: 5 rosetas/jacks, patch panel (8+ bocas), 11 patch cords (5 × 2 + 1 enlace switch↔router), cable UTP según distancias, canaletas, rack chico, etiquetas; cantidades coherentes con 5 puntos.</w:t>
       </w:r>
     </w:p>
     <w:p>
@@ -3231,15 +3358,15 @@
           <w:color w:val="2E7D32"/>
           <w:sz w:val="20"/>
         </w:rPr>
-        <w:t xml:space="preserve">Práctica 15 — Resultado esperado: </w:t>
-      </w:r>
-      <w:r>
-        <w:rPr>
-          <w:b w:val="0"/>
-          <w:i w:val="0"/>
-          <w:sz w:val="20"/>
-        </w:rPr>
-        <w:t>bocas ocupadas 6 PC + impresora + access point + enlace al router = 9; con 20 % de reserva, 9 × 1,2 = 10,8 → 11; el de 8 puertos se descarta. Se espera elegir el de 16 puertos con PoE, porque el access point del techo se alimenta por el cable; se acepta el de 16 sin PoE si se presupuesta un inyector. Desafío: con dos cajas más, 11 × 1,2 = 13,2 → 14 puertos: el switch de 16 sigue sirviendo. Errores frecuentes: olvidar el access point o el enlace al router; ignorar la alimentación del access point.</w:t>
+        <w:t xml:space="preserve">Práctica 16 — Resultado esperado: </w:t>
+      </w:r>
+      <w:r>
+        <w:rPr>
+          <w:b w:val="0"/>
+          <w:i w:val="0"/>
+          <w:sz w:val="20"/>
+        </w:rPr>
+        <w:t>cable 7 + 11 + 14 + 19 + 23 + 28 + 41 + 52 = 195 m; con 10 %, ≈ 214,5 m → 1 caja de 305 m; 8 rosetas con jack; patch panel de al menos 8 bocas (12 o 16 con reserva); patch cords 8 × 2 + 1 = 17; switch con 9 puertos ocupados. Subtotales y total por fórmula. Errores frecuentes: contar un solo patch cord por punto; olvidar el enlace switch–router; escribir el total a mano.</w:t>
       </w:r>
     </w:p>
     <w:p>
@@ -3247,7 +3374,7 @@
         <w:pStyle w:val="Ttulo2"/>
       </w:pPr>
       <w:r>
-        <w:t>Clase 16 — Materiales de red</w:t>
+        <w:t>Clase 17 — Medios de transmisión guiados</w:t>
       </w:r>
     </w:p>
     <w:p>
@@ -3269,7 +3396,7 @@
           <w:i w:val="0"/>
           <w:sz w:val="20"/>
         </w:rPr>
-        <w:t>1) b · 2) b · 3) b · 4) b</w:t>
+        <w:t>1) b · 2) c · 3) c · 4) b</w:t>
       </w:r>
     </w:p>
     <w:p>
@@ -3291,7 +3418,7 @@
           <w:i w:val="0"/>
           <w:sz w:val="20"/>
         </w:rPr>
-        <w:t>5) 305 · 6) cords · 7) rack</w:t>
+        <w:t>5) sin · 6) 100 · 7) multimodo</w:t>
       </w:r>
     </w:p>
     <w:p>
@@ -3313,12 +3440,12 @@
           <w:i w:val="0"/>
           <w:sz w:val="20"/>
         </w:rPr>
-        <w:t>8) F — Cables, conectores y remates de mala calidad producen fallas intermitentes difíciles de diagnosticar. 9) V 10) F — Se diseña para durar años sin tocarse; los cambios se hacen sobre los patch cords.</w:t>
-      </w:r>
-    </w:p>
-    <w:p>
-      <w:pPr>
-        <w:spacing w:before="0" w:after="60"/>
+        <w:t>8) F — Ya no se instala en redes de datos nuevas; quedó para TV, antenas y cámaras analógicas. 9) V 10) F — El costo no se justifica: el UTP resuelve el puesto; la fibra se reserva para troncales y enlaces largos.</w:t>
+      </w:r>
+    </w:p>
+    <w:p>
+      <w:pPr>
+        <w:spacing w:before="0" w:after="40"/>
         <w:ind w:left="170"/>
         <w:jc w:val="both"/>
       </w:pPr>
@@ -3328,12 +3455,12 @@
           <w:i w:val="0"/>
           <w:sz w:val="20"/>
         </w:rPr>
-        <w:t>11) Orientación: El tendido fijo queda protegido y estable; los extremos reemplazables (cordones) absorben el desgaste; los cambios y diagnósticos se hacen en el rack sin tocar paredes.</w:t>
-      </w:r>
-    </w:p>
-    <w:p>
-      <w:pPr>
-        <w:spacing w:before="0" w:after="60"/>
+        <w:t>11) Orientación: Fibra óptica (o al menos par blindado FTP/STP en tramos cortos): la soldadura genera interferencia electromagnética intensa y la fibra es inmune; el UTP común sufriría errores.</w:t>
+      </w:r>
+    </w:p>
+    <w:p>
+      <w:pPr>
+        <w:spacing w:before="0" w:after="40"/>
         <w:ind w:left="170"/>
         <w:jc w:val="both"/>
       </w:pPr>
@@ -3343,7 +3470,7 @@
           <w:i w:val="0"/>
           <w:sz w:val="20"/>
         </w:rPr>
-        <w:t>12) Orientación: 5 rosetas/jacks, patch panel (8+ bocas), 11 patch cords (5 × 2 + 1 enlace switch↔router), cable UTP según distancias, canaletas, rack chico, etiquetas; cantidades coherentes con 5 puntos.</w:t>
+        <w:t>12) Orientación: Margen de prestaciones (1 Gb/s holgado, 10 Gb/s en tramos cortos) por una diferencia de precio menor, y vida útil: el cableado fijo dura años y recablear cuesta más que la diferencia de categoría.</w:t>
       </w:r>
     </w:p>
     <w:p>
@@ -3358,15 +3485,15 @@
           <w:color w:val="2E7D32"/>
           <w:sz w:val="20"/>
         </w:rPr>
-        <w:t xml:space="preserve">Práctica 16 — Resultado esperado: </w:t>
-      </w:r>
-      <w:r>
-        <w:rPr>
-          <w:b w:val="0"/>
-          <w:i w:val="0"/>
-          <w:sz w:val="20"/>
-        </w:rPr>
-        <w:t>cable 7 + 11 + 14 + 19 + 23 + 28 + 41 + 52 = 195 m; con 10 %, ≈ 214,5 m → 1 caja de 305 m; 8 rosetas con jack; patch panel de al menos 8 bocas (12 o 16 con reserva); patch cords 8 × 2 + 1 = 17; switch con 9 puertos ocupados. Subtotales y total por fórmula. Errores frecuentes: contar un solo patch cord por punto; olvidar el enlace switch–router; escribir el total a mano.</w:t>
+        <w:t xml:space="preserve">Práctica 17 — Resultado esperado: </w:t>
+      </w:r>
+      <w:r>
+        <w:rPr>
+          <w:b w:val="0"/>
+          <w:i w:val="0"/>
+          <w:sz w:val="20"/>
+        </w:rPr>
+        <w:t>(1) consultorio a 45 m → UTP cat. 6; (2) lavandería con motores a 70 m → fibra o par trenzado apantallado, por la interferencia; (3) sucursales a 230 m → fibra (supera los 100 m); (4) cámaras analógicas existentes → mantener el coaxial. La fórmula marca SÍ solo en el escenario 3. Errores frecuentes: elegir UTP para 230 m; blindar sin una fuente de interferencia que lo justifique.</w:t>
       </w:r>
     </w:p>
     <w:p>
@@ -3374,7 +3501,7 @@
         <w:pStyle w:val="Ttulo2"/>
       </w:pPr>
       <w:r>
-        <w:t>Clase 17 — Medios de transmisión guiados</w:t>
+        <w:t>Clase 18 — Medios de transmisión no guiados</w:t>
       </w:r>
     </w:p>
     <w:p>
@@ -3396,7 +3523,7 @@
           <w:i w:val="0"/>
           <w:sz w:val="20"/>
         </w:rPr>
-        <w:t>1) b · 2) c · 3) c · 4) b</w:t>
+        <w:t>1) a · 2) c · 3) b · 4) b</w:t>
       </w:r>
     </w:p>
     <w:p>
@@ -3418,7 +3545,7 @@
           <w:i w:val="0"/>
           <w:sz w:val="20"/>
         </w:rPr>
-        <w:t>5) sin · 6) 100 · 7) multimodo</w:t>
+        <w:t>5) 11 · 6) 7 · 7) espectro</w:t>
       </w:r>
     </w:p>
     <w:p>
@@ -3440,12 +3567,12 @@
           <w:i w:val="0"/>
           <w:sz w:val="20"/>
         </w:rPr>
-        <w:t>8) F — Ya no se instala en redes de datos nuevas; quedó para TV, antenas y cámaras analógicas. 9) V 10) F — El costo no se justifica: el UTP resuelve el puesto; la fibra se reserva para troncales y enlaces largos.</w:t>
-      </w:r>
-    </w:p>
-    <w:p>
-      <w:pPr>
-        <w:spacing w:before="0" w:after="60"/>
+        <w:t>8) F — No hay una regla absoluta: el rendimiento depende también del estándar Wi-Fi, el ancho de canal, la interferencia, la distancia y el equipo cliente; 5 GHz suele ofrecer más capacidad, pero menos alcance. 9) F — Es limitado: el Estado lo administra, con bandas de uso libre regulado y bandas licitadas. 10) F — La complementa: su rol es llegar donde la infraestructura terrestre no llega.</w:t>
+      </w:r>
+    </w:p>
+    <w:p>
+      <w:pPr>
+        <w:spacing w:before="0" w:after="40"/>
         <w:ind w:left="170"/>
         <w:jc w:val="both"/>
       </w:pPr>
@@ -3455,12 +3582,12 @@
           <w:i w:val="0"/>
           <w:sz w:val="20"/>
         </w:rPr>
-        <w:t>11) Orientación: Fibra óptica (o al menos par blindado FTP/STP en tramos cortos): la soldadura genera interferencia electromagnética intensa y la fibra es inmune; el UTP común sufriría errores.</w:t>
-      </w:r>
-    </w:p>
-    <w:p>
-      <w:pPr>
-        <w:spacing w:before="0" w:after="60"/>
+        <w:t>11) Orientación: Satélite LEO; advertir costo del servicio/equipo y sensibilidad al clima (además de depender de un único proveedor).</w:t>
+      </w:r>
+    </w:p>
+    <w:p>
+      <w:pPr>
+        <w:spacing w:before="0" w:after="40"/>
         <w:ind w:left="170"/>
         <w:jc w:val="both"/>
       </w:pPr>
@@ -3470,7 +3597,7 @@
           <w:i w:val="0"/>
           <w:sz w:val="20"/>
         </w:rPr>
-        <w:t>12) Orientación: Margen de prestaciones (1 Gb/s holgado, 10 Gb/s en tramos cortos) por una diferencia de precio menor, y vida útil: el cableado fijo dura años y recablear cuesta más que la diferencia de categoría.</w:t>
+        <w:t>12) Orientación: El cable garantiza velocidad estable por puesto; el aire se comparte y sufre interferencias; el Wi-Fi sirve a los dispositivos móviles mientras las terminales fijas van cableadas.</w:t>
       </w:r>
     </w:p>
     <w:p>
@@ -3485,15 +3612,15 @@
           <w:color w:val="2E7D32"/>
           <w:sz w:val="20"/>
         </w:rPr>
-        <w:t xml:space="preserve">Práctica 17 — Resultado esperado: </w:t>
-      </w:r>
-      <w:r>
-        <w:rPr>
-          <w:b w:val="0"/>
-          <w:i w:val="0"/>
-          <w:sz w:val="20"/>
-        </w:rPr>
-        <w:t>(1) consultorio a 45 m → UTP cat. 6; (2) lavandería con motores a 70 m → fibra o par trenzado apantallado, por la interferencia; (3) sucursales a 230 m → fibra (supera los 100 m); (4) cámaras analógicas existentes → mantener el coaxial. La fórmula marca SÍ solo en el escenario 3. Errores frecuentes: elegir UTP para 230 m; blindar sin una fuente de interferencia que lo justifique.</w:t>
+        <w:t xml:space="preserve">Práctica 18 — Resultado esperado: </w:t>
+      </w:r>
+      <w:r>
+        <w:rPr>
+          <w:b w:val="0"/>
+          <w:i w:val="0"/>
+          <w:sz w:val="20"/>
+        </w:rPr>
+        <w:t>cinco redes con SSID, canal y seguridad; la banda se registra solo si el sistema o el listado de referencia la informa de forma verificable. Si no aparece, escribir «no determinada»: el número de canal por sí solo no distingue siempre 2,4/5/6 GHz en equipos modernos. La recomendación debe considerar congestión, alcance y compatibilidad. Errores frecuentes: inferir banda solo por canal; confundir canal con intensidad de señal.</w:t>
       </w:r>
     </w:p>
     <w:p>
@@ -3501,7 +3628,7 @@
         <w:pStyle w:val="Ttulo2"/>
       </w:pPr>
       <w:r>
-        <w:t>Clase 18 — Medios de transmisión no guiados</w:t>
+        <w:t>Clase 19 — Cableado estructurado</w:t>
       </w:r>
     </w:p>
     <w:p>
@@ -3523,7 +3650,7 @@
           <w:i w:val="0"/>
           <w:sz w:val="20"/>
         </w:rPr>
-        <w:t>1) a · 2) c · 3) b · 4) b</w:t>
+        <w:t>1) b · 2) a · 3) b · 4) b</w:t>
       </w:r>
     </w:p>
     <w:p>
@@ -3545,7 +3672,7 @@
           <w:i w:val="0"/>
           <w:sz w:val="20"/>
         </w:rPr>
-        <w:t>5) 11 · 6) 7 · 7) espectro</w:t>
+        <w:t>5) canal · 6) 90 · 7) certificación</w:t>
       </w:r>
     </w:p>
     <w:p>
@@ -3567,12 +3694,12 @@
           <w:i w:val="0"/>
           <w:sz w:val="20"/>
         </w:rPr>
-        <w:t>8) F — No hay una regla absoluta: el rendimiento depende también del estándar Wi-Fi, el ancho de canal, la interferencia, la distancia y el equipo cliente; 5 GHz suele ofrecer más capacidad, pero menos alcance. 9) F — Es limitado: el Estado lo administra, con bandas de uso libre regulado y bandas licitadas. 10) F — La complementa: su rol es llegar donde la infraestructura terrestre no llega.</w:t>
-      </w:r>
-    </w:p>
-    <w:p>
-      <w:pPr>
-        <w:spacing w:before="0" w:after="60"/>
+        <w:t>8) F — La norma garantiza prestaciones: superar los 100 m degrada la señal aunque haya enlace. 9) V 10) F — Une pisos el backbone o cableado vertical; el área de trabajo es la roseta y el cordón del usuario.</w:t>
+      </w:r>
+    </w:p>
+    <w:p>
+      <w:pPr>
+        <w:spacing w:before="0" w:after="40"/>
         <w:ind w:left="170"/>
         <w:jc w:val="both"/>
       </w:pPr>
@@ -3582,12 +3709,12 @@
           <w:i w:val="0"/>
           <w:sz w:val="20"/>
         </w:rPr>
-        <w:t>11) Orientación: Satélite LEO; advertir costo del servicio/equipo y sensibilidad al clima (además de depender de un único proveedor).</w:t>
-      </w:r>
-    </w:p>
-    <w:p>
-      <w:pPr>
-        <w:spacing w:before="0" w:after="60"/>
+        <w:t>11) Orientación: Explicar que el panel protege el tendido fijo, ordena, permite cambios sin tocar paredes y es requisito de una instalación normalizada; el 'ahorro' se paga en cada mantenimiento.</w:t>
+      </w:r>
+    </w:p>
+    <w:p>
+      <w:pPr>
+        <w:spacing w:before="0" w:after="40"/>
         <w:ind w:left="170"/>
         <w:jc w:val="both"/>
       </w:pPr>
@@ -3597,7 +3724,7 @@
           <w:i w:val="0"/>
           <w:sz w:val="20"/>
         </w:rPr>
-        <w:t>12) Orientación: El cable garantiza velocidad estable por puesto; el aire se comparte y sufre interferencias; el Wi-Fi sirve a los dispositivos móviles mientras las terminales fijas van cableadas.</w:t>
+        <w:t>12) Orientación: Al cliente le garantiza las prestaciones contratadas por enlace; al instalador le documenta que entregó según norma, deslindando fallas futuras ajenas a la instalación.</w:t>
       </w:r>
     </w:p>
     <w:p>
@@ -3612,15 +3739,15 @@
           <w:color w:val="2E7D32"/>
           <w:sz w:val="20"/>
         </w:rPr>
-        <w:t xml:space="preserve">Práctica 18 — Resultado esperado: </w:t>
-      </w:r>
-      <w:r>
-        <w:rPr>
-          <w:b w:val="0"/>
-          <w:i w:val="0"/>
-          <w:sz w:val="20"/>
-        </w:rPr>
-        <w:t>cinco redes con SSID, canal y seguridad; la banda se registra solo si el sistema o el listado de referencia la informa de forma verificable. Si no aparece, escribir «no determinada»: el número de canal por sí solo no distingue siempre 2,4/5/6 GHz en equipos modernos. La recomendación debe considerar congestión, alcance y compatibilidad. Errores frecuentes: inferir banda solo por canal; confundir canal con intensidad de señal.</w:t>
+        <w:t xml:space="preserve">Práctica 19 — Resultado esperado: </w:t>
+      </w:r>
+      <w:r>
+        <w:rPr>
+          <w:b w:val="0"/>
+          <w:i w:val="0"/>
+          <w:sz w:val="20"/>
+        </w:rPr>
+        <w:t>canales de 14, 17, 22, 25, 30, 36, 48 y 60 m, todos SÍ; el punto de prueba (93 m fijos, 98 m de canal) marca NO porque supera los 90 m de tendido fijo, aunque el canal no llegue a 100 m. Desafío: el menor margen es el del punto de 55 m (100 − 60 = 40 m). Errores frecuentes: verificar solo el canal y olvidar el límite del tendido fijo; aplicar el formato condicional a toda la hoja.</w:t>
       </w:r>
     </w:p>
     <w:p>
@@ -3628,7 +3755,7 @@
         <w:pStyle w:val="Ttulo2"/>
       </w:pPr>
       <w:r>
-        <w:t>Clase 19 — Cableado estructurado</w:t>
+        <w:t>Clase 20 — CONATEL y el marco regulatorio</w:t>
       </w:r>
     </w:p>
     <w:p>
@@ -3672,7 +3799,7 @@
           <w:i w:val="0"/>
           <w:sz w:val="20"/>
         </w:rPr>
-        <w:t>5) canal · 6) 90 · 7) certificación</w:t>
+        <w:t>5) Telecomunicaciones · 6) Frecuencias · 7) homologación</w:t>
       </w:r>
     </w:p>
     <w:p>
@@ -3694,12 +3821,12 @@
           <w:i w:val="0"/>
           <w:sz w:val="20"/>
         </w:rPr>
-        <w:t>8) F — La norma garantiza prestaciones: superar los 100 m degrada la señal aunque haya enlace. 9) V 10) F — Une pisos el backbone o cableado vertical; el área de trabajo es la roseta y el cordón del usuario.</w:t>
-      </w:r>
-    </w:p>
-    <w:p>
-      <w:pPr>
-        <w:spacing w:before="0" w:after="60"/>
+        <w:t>8) V 9) F — Son de uso libre regulado: tienen reglas de potencia y los equipos deben estar homologados. 10) F — Corresponde a CONATEL como ente regulador; los operadores son los fiscalizados.</w:t>
+      </w:r>
+    </w:p>
+    <w:p>
+      <w:pPr>
+        <w:spacing w:before="0" w:after="40"/>
         <w:ind w:left="170"/>
         <w:jc w:val="both"/>
       </w:pPr>
@@ -3709,12 +3836,12 @@
           <w:i w:val="0"/>
           <w:sz w:val="20"/>
         </w:rPr>
-        <w:t>11) Orientación: Explicar que el panel protege el tendido fijo, ordena, permite cambios sin tocar paredes y es requisito de una instalación normalizada; el 'ahorro' se paga en cada mantenimiento.</w:t>
-      </w:r>
-    </w:p>
-    <w:p>
-      <w:pPr>
-        <w:spacing w:before="0" w:after="60"/>
+        <w:t>11) Orientación: Es un recurso limitado y compartido: sin ordenamiento, las transmisiones se interferirían entre sí (ejemplo: dos radios en la misma frecuencia, potencias excesivas en canales Wi-Fi); el Plan de Frecuencias y la fiscalización lo evitan.</w:t>
+      </w:r>
+    </w:p>
+    <w:p>
+      <w:pPr>
+        <w:spacing w:before="0" w:after="40"/>
         <w:ind w:left="170"/>
         <w:jc w:val="both"/>
       </w:pPr>
@@ -3724,7 +3851,7 @@
           <w:i w:val="0"/>
           <w:sz w:val="20"/>
         </w:rPr>
-        <w:t>12) Orientación: Al cliente le garantiza las prestaciones contratadas por enlace; al instalador le documenta que entregó según norma, deslindando fallas futuras ajenas a la instalación.</w:t>
+        <w:t>12) Orientación: Plano de topología, plan de direcciones IP, lista de equipos y materiales con presupuesto, verificación de canales (100 m) y consideraciones regulatorias (homologación/Wi-Fi); acepta orden libre.</w:t>
       </w:r>
     </w:p>
     <w:p>
@@ -3739,15 +3866,24 @@
           <w:color w:val="2E7D32"/>
           <w:sz w:val="20"/>
         </w:rPr>
-        <w:t xml:space="preserve">Práctica 19 — Resultado esperado: </w:t>
-      </w:r>
-      <w:r>
-        <w:rPr>
-          <w:b w:val="0"/>
-          <w:i w:val="0"/>
-          <w:sz w:val="20"/>
-        </w:rPr>
-        <w:t>canales de 12, 16, 19, 24, 28, 33, 46 y 57 m, todos SÍ; el punto de prueba (93 m fijos, 98 m de canal) marca NO porque supera los 90 m de tendido fijo, aunque el canal no llegue a 100 m. Desafío: el menor margen es el del punto de 52 m (100 − 57 = 43 m). Errores frecuentes: verificar solo el canal y olvidar el límite del tendido fijo; aplicar el formato condicional a toda la hoja.</w:t>
+        <w:t xml:space="preserve">Práctica 20 — Resultado esperado: </w:t>
+      </w:r>
+      <w:r>
+        <w:rPr>
+          <w:b w:val="0"/>
+          <w:i w:val="0"/>
+          <w:sz w:val="20"/>
+        </w:rPr>
+        <w:t>ficha de CONATEL con la misión citada textual, fuente y fecha de consulta; informe técnico de la Farmacia Tajy con sus seis secciones (topología de la Práctica 14, switch de la 15, materiales de la 16, canales de la 19, plan de direcciones y marco regulatorio), resumen de riesgos y conclusión. El plan de direcciones es propio de la farmacia; por ejemplo, red 10.20.5.0/24, puerta de enlace 10.20.5.1, impresora fija 10.20.5.30 y DHCP de 10.20.5.100 a 10.20.5.199 (se acepta cualquier red privada coherente, con la impresora fuera del rango del DHCP). Errores frecuentes: pegar la configuración del equipo del laboratorio como si fuera la de la farmacia; mezclar datos del Instituto Ko'ẽju; parafrasear la misión sin comillas ni fuente.</w:t>
+      </w:r>
+    </w:p>
+    <w:p>
+      <w:pPr>
+        <w:pStyle w:val="Ttulo1"/>
+        <w:pageBreakBefore/>
+      </w:pPr>
+      <w:r>
+        <w:t>Segunda parte — Evaluaciones</w:t>
       </w:r>
     </w:p>
     <w:p>
@@ -3755,7 +3891,7 @@
         <w:pStyle w:val="Ttulo2"/>
       </w:pPr>
       <w:r>
-        <w:t>Clase 20 — CONATEL y el marco regulatorio</w:t>
+        <w:t>Evaluación de la Unidad 1 — Componentes básicos de una computadora</w:t>
       </w:r>
     </w:p>
     <w:p>
@@ -3777,7 +3913,7 @@
           <w:i w:val="0"/>
           <w:sz w:val="20"/>
         </w:rPr>
-        <w:t>1) b · 2) a · 3) b · 4) b</w:t>
+        <w:t>1) b · 2) b · 3) b · 4) c · 5) b · 6) c</w:t>
       </w:r>
     </w:p>
     <w:p>
@@ -3799,7 +3935,7 @@
           <w:i w:val="0"/>
           <w:sz w:val="20"/>
         </w:rPr>
-        <w:t>5) Telecomunicaciones · 6) Frecuencias · 7) homologación</w:t>
+        <w:t>7) 5 · 8) DIMM · 9) M.2 · 10) rendimiento (en páginas)</w:t>
       </w:r>
     </w:p>
     <w:p>
@@ -3821,12 +3957,12 @@
           <w:i w:val="0"/>
           <w:sz w:val="20"/>
         </w:rPr>
-        <w:t>8) V 9) F — Son de uso libre regulado: tienen reglas de potencia y los equipos deben estar homologados. 10) F — Corresponde a CONATEL como ente regulador; los operadores son los fiscalizados.</w:t>
-      </w:r>
-    </w:p>
-    <w:p>
-      <w:pPr>
-        <w:spacing w:before="0" w:after="60"/>
+        <w:t>11) V 12) F — Es al revés: el SSD no tiene partes móviles y resiste mejor. 13) V 14) F — Usa tóner; la tinta líquida corresponde a la inyección.</w:t>
+      </w:r>
+    </w:p>
+    <w:p>
+      <w:pPr>
+        <w:spacing w:before="0" w:after="40"/>
         <w:ind w:left="170"/>
         <w:jc w:val="both"/>
       </w:pPr>
@@ -3836,12 +3972,12 @@
           <w:i w:val="0"/>
           <w:sz w:val="20"/>
         </w:rPr>
-        <w:t>11) Orientación: Es un recurso limitado y compartido: sin ordenamiento, las transmisiones se interferirían entre sí (ejemplo: dos radios en la misma frecuencia, potencias excesivas en canales Wi-Fi); el Plan de Frecuencias y la fiscalización lo evitan.</w:t>
-      </w:r>
-    </w:p>
-    <w:p>
-      <w:pPr>
-        <w:spacing w:before="0" w:after="60"/>
+        <w:t>15) Orientación: Debe interpretar: placa mini-ITX (equipo compacto, pocas ranuras para ampliar); 8 núcleos/16 hilos, holgado para tareas administrativas; 1 × 16 GB DDR5: capacidad suficiente, pero con un solo módulo no hay doble canal (sería mejor 2 × 8 GB); SSD SATA de 1 TB: mucha capacidad y arranque rápido frente a un HDD, aunque menos veloz que un NVMe; fuente 450 W 80 Plus Bronze: eficiencia certificada y potencia suficiente para un equipo sin tarjeta de video, a confirmar en la especificación. Valorar la interpretación, no la repetición.</w:t>
+      </w:r>
+    </w:p>
+    <w:p>
+      <w:pPr>
+        <w:spacing w:before="0" w:after="40"/>
         <w:ind w:left="170"/>
         <w:jc w:val="both"/>
       </w:pPr>
@@ -3851,30 +3987,303 @@
           <w:i w:val="0"/>
           <w:sz w:val="20"/>
         </w:rPr>
-        <w:t>12) Orientación: Plano de topología, plan de direcciones IP, lista de equipos y materiales con presupuesto, verificación de canales (100 m) y consideraciones regulatorias (homologación/Wi-Fi); acepta orden libre.</w:t>
-      </w:r>
-    </w:p>
-    <w:p>
-      <w:pPr>
-        <w:spacing w:before="40" w:after="100"/>
+        <w:t>16) Orientación: Costo real = equipo + insumos en el tiempo; con volumen mensual, el menor costo por página (tóner de alto rendimiento) recupera la diferencia inicial; se espera un razonamiento numérico aunque sea aproximado.</w:t>
+      </w:r>
+    </w:p>
+    <w:p>
+      <w:pPr>
+        <w:pStyle w:val="Ttulo2"/>
+      </w:pPr>
+      <w:r>
+        <w:t>Evaluación integradora de la 1.ª etapa</w:t>
+      </w:r>
+    </w:p>
+    <w:p>
+      <w:pPr>
+        <w:spacing w:before="0" w:after="60"/>
         <w:jc w:val="both"/>
       </w:pPr>
       <w:r>
         <w:rPr>
           <w:b/>
           <w:i w:val="0"/>
-          <w:color w:val="2E7D32"/>
-          <w:sz w:val="20"/>
-        </w:rPr>
-        <w:t xml:space="preserve">Práctica 20 — Resultado esperado: </w:t>
-      </w:r>
-      <w:r>
-        <w:rPr>
-          <w:b w:val="0"/>
-          <w:i w:val="0"/>
-          <w:sz w:val="20"/>
-        </w:rPr>
-        <w:t>ficha con misión citada y fechada del sitio oficial, e informe que integra los productos de las prácticas 12 y 14-19 con conclusión. Errores frecuentes: parafrasear la misión sin comillas ni fuente; secciones enunciadas pero vacías; olvidar la fecha de consulta.</w:t>
+          <w:sz w:val="20"/>
+        </w:rPr>
+        <w:t xml:space="preserve">Opción correcta: </w:t>
+      </w:r>
+      <w:r>
+        <w:rPr>
+          <w:b w:val="0"/>
+          <w:i w:val="0"/>
+          <w:sz w:val="20"/>
+        </w:rPr>
+        <w:t>1) b · 2) b · 3) b · 4) b · 5) c</w:t>
+      </w:r>
+    </w:p>
+    <w:p>
+      <w:pPr>
+        <w:spacing w:before="0" w:after="60"/>
+        <w:jc w:val="both"/>
+      </w:pPr>
+      <w:r>
+        <w:rPr>
+          <w:b/>
+          <w:i w:val="0"/>
+          <w:sz w:val="20"/>
+        </w:rPr>
+        <w:t xml:space="preserve">Completar: </w:t>
+      </w:r>
+      <w:r>
+        <w:rPr>
+          <w:b w:val="0"/>
+          <w:i w:val="0"/>
+          <w:sz w:val="20"/>
+        </w:rPr>
+        <w:t>6) chipset · 7) hilos · 8) caché</w:t>
+      </w:r>
+    </w:p>
+    <w:p>
+      <w:pPr>
+        <w:spacing w:before="0" w:after="60"/>
+        <w:jc w:val="both"/>
+      </w:pPr>
+      <w:r>
+        <w:rPr>
+          <w:b/>
+          <w:i w:val="0"/>
+          <w:sz w:val="20"/>
+        </w:rPr>
+        <w:t xml:space="preserve">V-F: </w:t>
+      </w:r>
+      <w:r>
+        <w:rPr>
+          <w:b w:val="0"/>
+          <w:i w:val="0"/>
+          <w:sz w:val="20"/>
+        </w:rPr>
+        <w:t>9) V 10) F — Cada formato tiene su propia base: DVD 16x supera a CD 52x. 11) V</w:t>
+      </w:r>
+    </w:p>
+    <w:p>
+      <w:pPr>
+        <w:spacing w:before="0" w:after="60"/>
+        <w:jc w:val="both"/>
+      </w:pPr>
+      <w:r>
+        <w:rPr>
+          <w:b/>
+          <w:i w:val="0"/>
+          <w:sz w:val="20"/>
+        </w:rPr>
+        <w:t xml:space="preserve">Desarrollo del caso: </w:t>
+      </w:r>
+      <w:r>
+        <w:rPr>
+          <w:b w:val="0"/>
+          <w:i w:val="0"/>
+          <w:sz w:val="20"/>
+        </w:rPr>
+        <w:t>a) 280.000 + 390.000 + 720.000 + 1.150.000 + 480.000 + 430.000 = G. 3.450.000. b) 3.450.000 × 10 = G. 34.500.000. c) No conviene: se pierde el doble canal (cae el ancho de banda de memoria) y 8 GB dejan sin margen la multitarea del aula; el ahorro se paga en rendimiento. d) Ejemplos válidos: placa micro-ATX ↔ gabinete torre media (factor de forma), procesador ↔ zócalo/chipset de la placa, DDR4 ↔ ranuras DIMM del tipo correcto, NVMe ↔ conector M.2 disponible.</w:t>
+      </w:r>
+    </w:p>
+    <w:p>
+      <w:pPr>
+        <w:pStyle w:val="Ttulo2"/>
+      </w:pPr>
+      <w:r>
+        <w:t>Evaluación de la Unidad 2 — Redes de computadoras</w:t>
+      </w:r>
+    </w:p>
+    <w:p>
+      <w:pPr>
+        <w:spacing w:before="0" w:after="60"/>
+        <w:jc w:val="both"/>
+      </w:pPr>
+      <w:r>
+        <w:rPr>
+          <w:b/>
+          <w:i w:val="0"/>
+          <w:sz w:val="20"/>
+        </w:rPr>
+        <w:t xml:space="preserve">Opción correcta: </w:t>
+      </w:r>
+      <w:r>
+        <w:rPr>
+          <w:b w:val="0"/>
+          <w:i w:val="0"/>
+          <w:sz w:val="20"/>
+        </w:rPr>
+        <w:t>1) b · 2) c · 3) c · 4) b · 5) b · 6) c</w:t>
+      </w:r>
+    </w:p>
+    <w:p>
+      <w:pPr>
+        <w:spacing w:before="0" w:after="60"/>
+        <w:jc w:val="both"/>
+      </w:pPr>
+      <w:r>
+        <w:rPr>
+          <w:b/>
+          <w:i w:val="0"/>
+          <w:sz w:val="20"/>
+        </w:rPr>
+        <w:t xml:space="preserve">Completar: </w:t>
+      </w:r>
+      <w:r>
+        <w:rPr>
+          <w:b w:val="0"/>
+          <w:i w:val="0"/>
+          <w:sz w:val="20"/>
+        </w:rPr>
+        <w:t>7) DHCP · 8) patch cords (cordones) · 9) CONATEL · 10) T568B</w:t>
+      </w:r>
+    </w:p>
+    <w:p>
+      <w:pPr>
+        <w:spacing w:before="0" w:after="60"/>
+        <w:jc w:val="both"/>
+      </w:pPr>
+      <w:r>
+        <w:rPr>
+          <w:b/>
+          <w:i w:val="0"/>
+          <w:sz w:val="20"/>
+        </w:rPr>
+        <w:t xml:space="preserve">V-F: </w:t>
+      </w:r>
+      <w:r>
+        <w:rPr>
+          <w:b w:val="0"/>
+          <w:i w:val="0"/>
+          <w:sz w:val="20"/>
+        </w:rPr>
+        <w:t>11) V 12) F — No existe una regla absoluta «5 GHz = más velocidad». En general 2,4 GHz propaga más lejos y 5 GHz ofrece más capacidad/canales, pero el rendimiento depende también del estándar, ancho de canal, interferencia, MIMO, distancia y cliente. 13) F — Esa es la función del router/gateway; el switch conmuta dentro de la LAN. 14) V</w:t>
+      </w:r>
+    </w:p>
+    <w:p>
+      <w:pPr>
+        <w:spacing w:before="0" w:after="40"/>
+        <w:ind w:left="170"/>
+        <w:jc w:val="both"/>
+      </w:pPr>
+      <w:r>
+        <w:rPr>
+          <w:b w:val="0"/>
+          <w:i w:val="0"/>
+          <w:sz w:val="20"/>
+        </w:rPr>
+        <w:t>15) Orientación: ONT (adapta la fibra del proveedor), router (puerta de enlace, DHCP, firewall), switch de 8 puertos o más (5 puestos + access point + enlace al router = 7 bocas, más reserva), access point (Wi-Fi de pacientes, separado de la red de trabajo si es posible); valorar funciones correctas y dimensionamiento.</w:t>
+      </w:r>
+    </w:p>
+    <w:p>
+      <w:pPr>
+        <w:spacing w:before="0" w:after="40"/>
+        <w:ind w:left="170"/>
+        <w:jc w:val="both"/>
+      </w:pPr>
+      <w:r>
+        <w:rPr>
+          <w:b w:val="0"/>
+          <w:i w:val="0"/>
+          <w:sz w:val="20"/>
+        </w:rPr>
+        <w:t>16) Orientación: El canal incluye los cordones de ambos extremos (90 + 10); superarlo degrada la señal y las prestaciones de la categoría aunque el enlace 'funcione': fallas intermitentes y velocidad inferior a la contratada.</w:t>
+      </w:r>
+    </w:p>
+    <w:p>
+      <w:pPr>
+        <w:pStyle w:val="Ttulo2"/>
+      </w:pPr>
+      <w:r>
+        <w:t>Evaluación integradora de la 2.ª etapa</w:t>
+      </w:r>
+    </w:p>
+    <w:p>
+      <w:pPr>
+        <w:spacing w:before="0" w:after="60"/>
+        <w:jc w:val="both"/>
+      </w:pPr>
+      <w:r>
+        <w:rPr>
+          <w:b/>
+          <w:i w:val="0"/>
+          <w:sz w:val="20"/>
+        </w:rPr>
+        <w:t xml:space="preserve">Opción correcta: </w:t>
+      </w:r>
+      <w:r>
+        <w:rPr>
+          <w:b w:val="0"/>
+          <w:i w:val="0"/>
+          <w:sz w:val="20"/>
+        </w:rPr>
+        <w:t>1) b · 2) b · 3) c · 4) b · 5) c</w:t>
+      </w:r>
+    </w:p>
+    <w:p>
+      <w:pPr>
+        <w:spacing w:before="0" w:after="60"/>
+        <w:jc w:val="both"/>
+      </w:pPr>
+      <w:r>
+        <w:rPr>
+          <w:b/>
+          <w:i w:val="0"/>
+          <w:sz w:val="20"/>
+        </w:rPr>
+        <w:t xml:space="preserve">Completar: </w:t>
+      </w:r>
+      <w:r>
+        <w:rPr>
+          <w:b w:val="0"/>
+          <w:i w:val="0"/>
+          <w:sz w:val="20"/>
+        </w:rPr>
+        <w:t>6) redes · 7) Wi-Fi · 8) backbone</w:t>
+      </w:r>
+    </w:p>
+    <w:p>
+      <w:pPr>
+        <w:spacing w:before="0" w:after="60"/>
+        <w:jc w:val="both"/>
+      </w:pPr>
+      <w:r>
+        <w:rPr>
+          <w:b/>
+          <w:i w:val="0"/>
+          <w:sz w:val="20"/>
+        </w:rPr>
+        <w:t xml:space="preserve">V-F: </w:t>
+      </w:r>
+      <w:r>
+        <w:rPr>
+          <w:b w:val="0"/>
+          <w:i w:val="0"/>
+          <w:sz w:val="20"/>
+        </w:rPr>
+        <w:t>9) V — Es uno de los tres rangos privados de la RFC 1918 (10.0.0.0/8, 172.16.0.0/12 y 192.168.0.0/16). 10) V 11) F — No se mezclan al azar: en cada enlace directo los dos extremos se terminan con el mismo esquema, y conviene usar y documentar un esquema uniforme en toda la instalación.</w:t>
+      </w:r>
+    </w:p>
+    <w:p>
+      <w:pPr>
+        <w:spacing w:before="0" w:after="60"/>
+        <w:jc w:val="both"/>
+      </w:pPr>
+      <w:r>
+        <w:rPr>
+          <w:b/>
+          <w:i w:val="0"/>
+          <w:sz w:val="20"/>
+        </w:rPr>
+        <w:t xml:space="preserve">Desarrollo del caso: </w:t>
+      </w:r>
+      <w:r>
+        <w:rPr>
+          <w:b w:val="0"/>
+          <w:i w:val="0"/>
+          <w:sz w:val="20"/>
+        </w:rPr>
+        <w:t>a) Con la ampliación: 13 PC + impresora + 2 access points + enlace al router = 17 bocas; el switch de 16 no alcanza. Soluciones válidas: reemplazarlo por uno de 24 puertos (recomendable, con reserva) o sumar un segundo switch unido al primero. b) Canal = 47 + 3 + 2 = 52 m: el tendido fijo (47 m) no supera 90 m y el canal no supera 100 m; cumple, con 48 m de margen. c) Actuó DHCP; con ipconfig se ve que los tres primeros números (192.168.10) coinciden con los de la impresora (192.168.10.20) bajo la máscara 255.255.255.0; se confirma con ping 192.168.10.20. d) Se elige el modelo homologado; se verifica en el sitio oficial de CONATEL con el modelo exacto y se registra en la carpeta técnica el modelo, la referencia consultada y la fecha de consulta.</w:t>
       </w:r>
     </w:p>
     <w:p>
@@ -3883,7 +4292,21 @@
         <w:pageBreakBefore/>
       </w:pPr>
       <w:r>
-        <w:t>Segunda parte — Evaluaciones</w:t>
+        <w:t>Tercera parte — Fichas de profundización A–L</w:t>
+      </w:r>
+    </w:p>
+    <w:p>
+      <w:pPr>
+        <w:spacing w:before="0" w:after="40"/>
+        <w:jc w:val="both"/>
+      </w:pPr>
+      <w:r>
+        <w:rPr>
+          <w:b w:val="0"/>
+          <w:i w:val="0"/>
+          <w:sz w:val="20"/>
+        </w:rPr>
+        <w:t>Estas claves son orientativas pero técnicas: cuando una decisión depende de una ficha de fabricante, el estudiante debe citar la evidencia utilizada.</w:t>
       </w:r>
     </w:p>
     <w:p>
@@ -3891,79 +4314,78 @@
         <w:pStyle w:val="Ttulo2"/>
       </w:pPr>
       <w:r>
-        <w:t>Evaluación de la Unidad 1 — Componentes básicos de una computadora</w:t>
-      </w:r>
-    </w:p>
-    <w:p>
-      <w:pPr>
-        <w:spacing w:before="0" w:after="60"/>
+        <w:t>Ficha A — Compatibilidad gabinete · placa madre · fuente</w:t>
+      </w:r>
+    </w:p>
+    <w:p>
+      <w:pPr>
+        <w:spacing w:before="0" w:after="40"/>
         <w:jc w:val="both"/>
       </w:pPr>
       <w:r>
         <w:rPr>
-          <w:b/>
-          <w:i w:val="0"/>
-          <w:sz w:val="20"/>
-        </w:rPr>
-        <w:t xml:space="preserve">Opción correcta: </w:t>
-      </w:r>
-      <w:r>
-        <w:rPr>
-          <w:b w:val="0"/>
-          <w:i w:val="0"/>
-          <w:sz w:val="20"/>
-        </w:rPr>
-        <w:t>1) b · 2) b · 3) b · 4) c · 5) b · 6) c</w:t>
-      </w:r>
-    </w:p>
-    <w:p>
-      <w:pPr>
-        <w:spacing w:before="0" w:after="60"/>
+          <w:b w:val="0"/>
+          <w:i w:val="0"/>
+          <w:sz w:val="20"/>
+        </w:rPr>
+        <w:t>Debe comprobarse factor de forma de placa y gabinete, formato/espacio de la fuente, conectores y potencia requerida. Una decisión sin especificación no se considera verificada.</w:t>
+      </w:r>
+    </w:p>
+    <w:p>
+      <w:pPr>
+        <w:pStyle w:val="Ttulo2"/>
+      </w:pPr>
+      <w:r>
+        <w:t>Ficha B — PCIe y M.2: formato, generación y carriles</w:t>
+      </w:r>
+    </w:p>
+    <w:p>
+      <w:pPr>
+        <w:spacing w:before="0" w:after="40"/>
         <w:jc w:val="both"/>
       </w:pPr>
       <w:r>
         <w:rPr>
-          <w:b/>
-          <w:i w:val="0"/>
-          <w:sz w:val="20"/>
-        </w:rPr>
-        <w:t xml:space="preserve">Completar: </w:t>
-      </w:r>
-      <w:r>
-        <w:rPr>
-          <w:b w:val="0"/>
-          <w:i w:val="0"/>
-          <w:sz w:val="20"/>
-        </w:rPr>
-        <w:t>7) 5 · 8) DIMM · 9) M.2 · 10) rendimiento (en páginas)</w:t>
-      </w:r>
-    </w:p>
-    <w:p>
-      <w:pPr>
-        <w:spacing w:before="0" w:after="60"/>
+          <w:b w:val="0"/>
+          <w:i w:val="0"/>
+          <w:sz w:val="20"/>
+        </w:rPr>
+        <w:t>Separar siempre «formato» de «interfaz». PCIe: indicar generación + carriles; M.2: indicar si el zócalo/módulo soporta SATA o PCIe/NVMe y la key correspondiente. Entrar físicamente no demuestra compatibilidad funcional.</w:t>
+      </w:r>
+    </w:p>
+    <w:p>
+      <w:pPr>
+        <w:pStyle w:val="Ttulo2"/>
+      </w:pPr>
+      <w:r>
+        <w:t>Ficha C — USB-C no es una velocidad</w:t>
+      </w:r>
+    </w:p>
+    <w:p>
+      <w:pPr>
+        <w:spacing w:before="0" w:after="40"/>
         <w:jc w:val="both"/>
       </w:pPr>
       <w:r>
         <w:rPr>
-          <w:b/>
-          <w:i w:val="0"/>
-          <w:sz w:val="20"/>
-        </w:rPr>
-        <w:t xml:space="preserve">V-F: </w:t>
-      </w:r>
-      <w:r>
-        <w:rPr>
-          <w:b w:val="0"/>
-          <w:i w:val="0"/>
-          <w:sz w:val="20"/>
-        </w:rPr>
-        <w:t>11) V 12) F — Es al revés: el SSD no tiene partes móviles y resiste mejor. 13) V 14) F — Usa tóner; la tinta líquida corresponde a la inyección.</w:t>
-      </w:r>
-    </w:p>
-    <w:p>
-      <w:pPr>
-        <w:spacing w:before="0" w:after="60"/>
-        <w:ind w:left="170"/>
+          <w:b w:val="0"/>
+          <w:i w:val="0"/>
+          <w:sz w:val="20"/>
+        </w:rPr>
+        <w:t>Respuesta esperada: USB-C solo identifica el conector reversible. La velocidad y funciones dependen del estándar/controlador/cable; se acepta «no indicado» cuando la ficha del fabricante no lo declara.</w:t>
+      </w:r>
+    </w:p>
+    <w:p>
+      <w:pPr>
+        <w:pStyle w:val="Ttulo2"/>
+      </w:pPr>
+      <w:r>
+        <w:t>Ficha D — CPU, RAM y placa: cadena de compatibilidad</w:t>
+      </w:r>
+    </w:p>
+    <w:p>
+      <w:pPr>
+        <w:spacing w:before="0" w:after="40"/>
         <w:jc w:val="both"/>
       </w:pPr>
       <w:r>
@@ -3972,13 +4394,20 @@
           <w:i w:val="0"/>
           <w:sz w:val="20"/>
         </w:rPr>
-        <w:t>15) Orientación: Debe interpretar: placa mini-ITX (equipo compacto, pocas ranuras para ampliar); 8 núcleos/16 hilos, holgado para tareas administrativas; 1 × 16 GB DDR5: capacidad suficiente, pero con un solo módulo no hay doble canal (sería mejor 2 × 8 GB); SSD SATA de 1 TB: mucha capacidad y arranque rápido frente a un HDD, aunque menos veloz que un NVMe; fuente 450 W 80 Plus Bronze: eficiencia certificada y potencia suficiente para un equipo sin tarjeta de video, a confirmar en la especificación. Valorar la interpretación, no la repetición.</w:t>
-      </w:r>
-    </w:p>
-    <w:p>
-      <w:pPr>
-        <w:spacing w:before="0" w:after="60"/>
-        <w:ind w:left="170"/>
+        <w:t>La propuesta debe citar zócalo/chipset/BIOS cuando corresponda, tipo DDR, capacidad máxima y ranuras. No aceptar inferencias del tipo «3200 = DDR4» sin identificación del modelo o especificación.</w:t>
+      </w:r>
+    </w:p>
+    <w:p>
+      <w:pPr>
+        <w:pStyle w:val="Ttulo2"/>
+      </w:pPr>
+      <w:r>
+        <w:t>Ficha E — Almacenamiento y migración segura</w:t>
+      </w:r>
+    </w:p>
+    <w:p>
+      <w:pPr>
+        <w:spacing w:before="0" w:after="40"/>
         <w:jc w:val="both"/>
       </w:pPr>
       <w:r>
@@ -3987,7 +4416,7 @@
           <w:i w:val="0"/>
           <w:sz w:val="20"/>
         </w:rPr>
-        <w:t>16) Orientación: Costo real = equipo + insumos en el tiempo; con volumen mensual, el menor costo por página (tóner de alto rendimiento) recupera la diferencia inicial; se espera un razonamiento numérico aunque sea aproximado.</w:t>
+        <w:t>1 TB al 55 % ≈ 550 GB de datos. Con al menos 20 % libre, el mínimo es 550 ÷ 0,80 = 687,5 GB (se acepta 688 GB o más); 660 GB no cumple (110 ÷ 660 ≈ 16,7 % libre). Los SSD de 1 TB cumplen; SATA o NVMe según la compatibilidad dada. Debe existir respaldo, copia, verificación y conservación temporal del origen antes de borrar/reutilizar.</w:t>
       </w:r>
     </w:p>
     <w:p>
@@ -3995,95 +4424,87 @@
         <w:pStyle w:val="Ttulo2"/>
       </w:pPr>
       <w:r>
-        <w:t>Evaluación integradora de la 1.ª etapa</w:t>
-      </w:r>
-    </w:p>
-    <w:p>
-      <w:pPr>
-        <w:spacing w:before="0" w:after="60"/>
+        <w:t>Ficha F — Costo total de impresión</w:t>
+      </w:r>
+    </w:p>
+    <w:p>
+      <w:pPr>
+        <w:spacing w:before="0" w:after="40"/>
         <w:jc w:val="both"/>
       </w:pPr>
       <w:r>
         <w:rPr>
-          <w:b/>
-          <w:i w:val="0"/>
-          <w:sz w:val="20"/>
-        </w:rPr>
-        <w:t xml:space="preserve">Opción correcta: </w:t>
-      </w:r>
-      <w:r>
-        <w:rPr>
-          <w:b w:val="0"/>
-          <w:i w:val="0"/>
-          <w:sz w:val="20"/>
-        </w:rPr>
-        <w:t>1) b · 2) b · 3) b · 4) b · 5) c</w:t>
-      </w:r>
-    </w:p>
-    <w:p>
-      <w:pPr>
-        <w:spacing w:before="0" w:after="60"/>
+          <w:b w:val="0"/>
+          <w:i w:val="0"/>
+          <w:sz w:val="20"/>
+        </w:rPr>
+        <w:t>Costo/página = costo del insumo ÷ rendimiento. Costo anual aproximado = equipo + consumibles necesarios para el volumen anual (+ mantenimiento si el caso lo da). La recomendación debe usar costo total y volumen.</w:t>
+      </w:r>
+    </w:p>
+    <w:p>
+      <w:pPr>
+        <w:pStyle w:val="Ttulo2"/>
+      </w:pPr>
+      <w:r>
+        <w:t>Ficha G — Diagnóstico IP paso a paso</w:t>
+      </w:r>
+    </w:p>
+    <w:p>
+      <w:pPr>
+        <w:spacing w:before="0" w:after="40"/>
         <w:jc w:val="both"/>
       </w:pPr>
       <w:r>
         <w:rPr>
-          <w:b/>
-          <w:i w:val="0"/>
-          <w:sz w:val="20"/>
-        </w:rPr>
-        <w:t xml:space="preserve">Completar: </w:t>
-      </w:r>
-      <w:r>
-        <w:rPr>
-          <w:b w:val="0"/>
-          <w:i w:val="0"/>
-          <w:sz w:val="20"/>
-        </w:rPr>
-        <w:t>6) chipset · 7) hilos · 8) caché</w:t>
-      </w:r>
-    </w:p>
-    <w:p>
-      <w:pPr>
-        <w:spacing w:before="0" w:after="60"/>
+          <w:b w:val="0"/>
+          <w:i w:val="0"/>
+          <w:sz w:val="20"/>
+        </w:rPr>
+        <w:t>Si hay ping a una IP pública pero falla un nombre, la conectividad IP existe y el problema probable es resolución DNS/configuración DNS. No modificar parámetros sin autorización.</w:t>
+      </w:r>
+    </w:p>
+    <w:p>
+      <w:pPr>
+        <w:pStyle w:val="Ttulo2"/>
+      </w:pPr>
+      <w:r>
+        <w:t>Ficha H — Topologías modernas y dominios de falla</w:t>
+      </w:r>
+    </w:p>
+    <w:p>
+      <w:pPr>
+        <w:spacing w:before="0" w:after="40"/>
         <w:jc w:val="both"/>
       </w:pPr>
       <w:r>
         <w:rPr>
-          <w:b/>
-          <w:i w:val="0"/>
-          <w:sz w:val="20"/>
-        </w:rPr>
-        <w:t xml:space="preserve">V-F: </w:t>
-      </w:r>
-      <w:r>
-        <w:rPr>
-          <w:b w:val="0"/>
-          <w:i w:val="0"/>
-          <w:sz w:val="20"/>
-        </w:rPr>
-        <w:t>9) V 10) F — Cada formato tiene su propia base: DVD 16x supera a CD 52x. 11) V</w:t>
-      </w:r>
-    </w:p>
-    <w:p>
-      <w:pPr>
-        <w:spacing w:before="0" w:after="60"/>
+          <w:b w:val="0"/>
+          <w:i w:val="0"/>
+          <w:sz w:val="20"/>
+        </w:rPr>
+        <w:t>Cable de una PC: cae esa estación. Switch: cae la LAN conectada a él. Enlace al router: la LAN local puede seguir funcionando pero se pierde acceso a otras redes/internet. El hub histórico sí comparte medio; el switch moderno no se comporta como bus lógico compartido normal.</w:t>
+      </w:r>
+    </w:p>
+    <w:p>
+      <w:pPr>
+        <w:pStyle w:val="Ttulo2"/>
+      </w:pPr>
+      <w:r>
+        <w:t>Ficha I — Dimensionamiento y BOM de una red pequeña</w:t>
+      </w:r>
+    </w:p>
+    <w:p>
+      <w:pPr>
+        <w:spacing w:before="0" w:after="40"/>
         <w:jc w:val="both"/>
       </w:pPr>
       <w:r>
         <w:rPr>
-          <w:b/>
-          <w:i w:val="0"/>
-          <w:sz w:val="20"/>
-        </w:rPr>
-        <w:t xml:space="preserve">Desarrollo del caso: </w:t>
-      </w:r>
-      <w:r>
-        <w:rPr>
-          <w:b w:val="0"/>
-          <w:i w:val="0"/>
-          <w:sz w:val="20"/>
-        </w:rPr>
-        <w:t>a) 280.000 + 390.000 + 720.000 + 1.150.000 + 480.000 + 430.000 = G. 3.450.000. b) 3.450.000 × 10 = G. 34.500.000. c) No conviene: se pierde el doble canal (cae el ancho de banda de memoria) y 8 GB dejan sin margen la multitarea del aula; el ahorro se paga en rendimiento. d) Ejemplos válidos: placa micro-ATX ↔ gabinete torre media (factor de forma), procesador ↔ zócalo/chipset de la placa, DDR4 ↔ ranuras DIMM del tipo correcto, NVMe ↔ conector M.2 disponible.</w:t>
+          <w:b w:val="0"/>
+          <w:i w:val="0"/>
+          <w:sz w:val="20"/>
+        </w:rPr>
+        <w:t>Para 12 PC + impresora + 2 AP + uplink = 16 puertos ocupados; con reserva, un switch de 24 puertos es una elección típica. Se aceptan otras topologías si la cuenta y la justificación son correctas.</w:t>
       </w:r>
     </w:p>
     <w:p>
@@ -4091,199 +4512,65 @@
         <w:pStyle w:val="Ttulo2"/>
       </w:pPr>
       <w:r>
-        <w:t>Evaluación de la Unidad 2 — Redes de computadoras</w:t>
-      </w:r>
-    </w:p>
-    <w:p>
-      <w:pPr>
-        <w:spacing w:before="0" w:after="60"/>
+        <w:t>Ficha J — Cat 6, Cat 6A y T568: especificar sin simplificar</w:t>
+      </w:r>
+    </w:p>
+    <w:p>
+      <w:pPr>
+        <w:spacing w:before="0" w:after="40"/>
         <w:jc w:val="both"/>
       </w:pPr>
       <w:r>
         <w:rPr>
-          <w:b/>
-          <w:i w:val="0"/>
-          <w:sz w:val="20"/>
-        </w:rPr>
-        <w:t xml:space="preserve">Opción correcta: </w:t>
-      </w:r>
-      <w:r>
-        <w:rPr>
-          <w:b w:val="0"/>
-          <w:i w:val="0"/>
-          <w:sz w:val="20"/>
-        </w:rPr>
-        <w:t>1) b · 2) c · 3) c · 4) b · 5) b · 6) c</w:t>
-      </w:r>
-    </w:p>
-    <w:p>
-      <w:pPr>
-        <w:spacing w:before="0" w:after="60"/>
+          <w:b w:val="0"/>
+          <w:i w:val="0"/>
+          <w:sz w:val="20"/>
+        </w:rPr>
+        <w:t>Aula 1 Gb/s: Cat 6 es suficiente (Cat 5e también puede cumplir, pero Cat 6 ofrece margen). 10 Gb/s a 90 m: elegir Cat 6A. T568A/T568B se documenta; mismo esquema en ambos extremos para un enlace directo convencional. Un certificador mide parámetros de desempeño, no solo continuidad/orden.</w:t>
+      </w:r>
+    </w:p>
+    <w:p>
+      <w:pPr>
+        <w:pStyle w:val="Ttulo2"/>
+      </w:pPr>
+      <w:r>
+        <w:t>Ficha K — Wi-Fi: cobertura, rendimiento y seguridad</w:t>
+      </w:r>
+    </w:p>
+    <w:p>
+      <w:pPr>
+        <w:spacing w:before="0" w:after="40"/>
         <w:jc w:val="both"/>
       </w:pPr>
       <w:r>
         <w:rPr>
-          <w:b/>
-          <w:i w:val="0"/>
-          <w:sz w:val="20"/>
-        </w:rPr>
-        <w:t xml:space="preserve">Completar: </w:t>
-      </w:r>
-      <w:r>
-        <w:rPr>
-          <w:b w:val="0"/>
-          <w:i w:val="0"/>
-          <w:sz w:val="20"/>
-        </w:rPr>
-        <w:t>7) DHCP · 8) patch cords (cordones) · 9) CONATEL · 10) T568B</w:t>
-      </w:r>
-    </w:p>
-    <w:p>
-      <w:pPr>
-        <w:spacing w:before="0" w:after="60"/>
+          <w:b w:val="0"/>
+          <w:i w:val="0"/>
+          <w:sz w:val="20"/>
+        </w:rPr>
+        <w:t>La respuesta debe considerar cobertura, interferencia, generación Wi‑Fi, ancho de canal, clientes y seguridad. WPA2/WPA3 según compatibilidad. No aceptar «6 GHz es siempre más rápido» sin condiciones.</w:t>
+      </w:r>
+    </w:p>
+    <w:p>
+      <w:pPr>
+        <w:pStyle w:val="Ttulo2"/>
+      </w:pPr>
+      <w:r>
+        <w:t>Ficha L — CONATEL y expediente técnico verificable</w:t>
+      </w:r>
+    </w:p>
+    <w:p>
+      <w:pPr>
+        <w:spacing w:before="0" w:after="40"/>
         <w:jc w:val="both"/>
       </w:pPr>
       <w:r>
         <w:rPr>
-          <w:b/>
-          <w:i w:val="0"/>
-          <w:sz w:val="20"/>
-        </w:rPr>
-        <w:t xml:space="preserve">V-F: </w:t>
-      </w:r>
-      <w:r>
-        <w:rPr>
-          <w:b w:val="0"/>
-          <w:i w:val="0"/>
-          <w:sz w:val="20"/>
-        </w:rPr>
-        <w:t>11) V 12) F — No existe una regla absoluta «5 GHz = más velocidad». En general 2,4 GHz propaga más lejos y 5 GHz ofrece más capacidad/canales, pero el rendimiento depende también del estándar, ancho de canal, interferencia, MIMO, distancia y cliente. 13) F — Esa es la función del router/gateway; el switch conmuta dentro de la LAN. 14) V</w:t>
-      </w:r>
-    </w:p>
-    <w:p>
-      <w:pPr>
-        <w:spacing w:before="0" w:after="60"/>
-        <w:ind w:left="170"/>
-        <w:jc w:val="both"/>
-      </w:pPr>
-      <w:r>
-        <w:rPr>
-          <w:b w:val="0"/>
-          <w:i w:val="0"/>
-          <w:sz w:val="20"/>
-        </w:rPr>
-        <w:t>15) Orientación: ONT (adapta la fibra del proveedor), router (puerta de enlace, DHCP, firewall), switch de 8 puertos o más (5 puestos + access point + enlace al router = 7 bocas, más reserva), access point (Wi-Fi de pacientes, separado de la red de trabajo si es posible); valorar funciones correctas y dimensionamiento.</w:t>
-      </w:r>
-    </w:p>
-    <w:p>
-      <w:pPr>
-        <w:spacing w:before="0" w:after="60"/>
-        <w:ind w:left="170"/>
-        <w:jc w:val="both"/>
-      </w:pPr>
-      <w:r>
-        <w:rPr>
-          <w:b w:val="0"/>
-          <w:i w:val="0"/>
-          <w:sz w:val="20"/>
-        </w:rPr>
-        <w:t>16) Orientación: El canal incluye los cordones de ambos extremos (90 + 10); superarlo degrada la señal y las prestaciones de la categoría aunque el enlace 'funcione': fallas intermitentes y velocidad inferior a la contratada.</w:t>
-      </w:r>
-    </w:p>
-    <w:p>
-      <w:pPr>
-        <w:pStyle w:val="Ttulo2"/>
-      </w:pPr>
-      <w:r>
-        <w:t>Evaluación integradora de la 2.ª etapa</w:t>
-      </w:r>
-    </w:p>
-    <w:p>
-      <w:pPr>
-        <w:spacing w:before="0" w:after="60"/>
-        <w:jc w:val="both"/>
-      </w:pPr>
-      <w:r>
-        <w:rPr>
-          <w:b/>
-          <w:i w:val="0"/>
-          <w:sz w:val="20"/>
-        </w:rPr>
-        <w:t xml:space="preserve">Opción correcta: </w:t>
-      </w:r>
-      <w:r>
-        <w:rPr>
-          <w:b w:val="0"/>
-          <w:i w:val="0"/>
-          <w:sz w:val="20"/>
-        </w:rPr>
-        <w:t>1) b · 2) b · 3) c · 4) b · 5) c</w:t>
-      </w:r>
-    </w:p>
-    <w:p>
-      <w:pPr>
-        <w:spacing w:before="0" w:after="60"/>
-        <w:jc w:val="both"/>
-      </w:pPr>
-      <w:r>
-        <w:rPr>
-          <w:b/>
-          <w:i w:val="0"/>
-          <w:sz w:val="20"/>
-        </w:rPr>
-        <w:t xml:space="preserve">Completar: </w:t>
-      </w:r>
-      <w:r>
-        <w:rPr>
-          <w:b w:val="0"/>
-          <w:i w:val="0"/>
-          <w:sz w:val="20"/>
-        </w:rPr>
-        <w:t>6) redes · 7) Wi-Fi · 8) backbone</w:t>
-      </w:r>
-    </w:p>
-    <w:p>
-      <w:pPr>
-        <w:spacing w:before="0" w:after="60"/>
-        <w:jc w:val="both"/>
-      </w:pPr>
-      <w:r>
-        <w:rPr>
-          <w:b/>
-          <w:i w:val="0"/>
-          <w:sz w:val="20"/>
-        </w:rPr>
-        <w:t xml:space="preserve">V-F: </w:t>
-      </w:r>
-      <w:r>
-        <w:rPr>
-          <w:b w:val="0"/>
-          <w:i w:val="0"/>
-          <w:sz w:val="20"/>
-        </w:rPr>
-        <w:t>9) V — Es uno de los tres rangos privados de la RFC 1918 (10.0.0.0/8, 172.16.0.0/12 y 192.168.0.0/16). 10) V 11) F — Debe usarse un único esquema en toda la instalación y documentarlo.</w:t>
-      </w:r>
-    </w:p>
-    <w:p>
-      <w:pPr>
-        <w:spacing w:before="0" w:after="60"/>
-        <w:jc w:val="both"/>
-      </w:pPr>
-      <w:r>
-        <w:rPr>
-          <w:b/>
-          <w:i w:val="0"/>
-          <w:sz w:val="20"/>
-        </w:rPr>
-        <w:t xml:space="preserve">Desarrollo del caso: </w:t>
-      </w:r>
-      <w:r>
-        <w:rPr>
-          <w:b w:val="0"/>
-          <w:i w:val="0"/>
-          <w:sz w:val="20"/>
-        </w:rPr>
-        <w:t>a) Con la ampliación: 13 PC + impresora + 2 access points + enlace al router = 17 bocas; el switch de 16 no alcanza. Soluciones válidas: reemplazarlo por uno de 24 puertos (recomendable, con reserva) o sumar un segundo switch unido al primero. b) Canal = 47 + 3 + 2 = 52 m: el tendido fijo (47 m) no supera 90 m y el canal no supera 100 m; cumple, con 48 m de margen. c) Actuó DHCP; con ipconfig se ve que los tres primeros números (192.168.10) coinciden con los de la impresora (192.168.10.20) bajo la máscara 255.255.255.0; se confirma con ping 192.168.10.20. d) Se elige el modelo homologado; se verifica en el sitio oficial de CONATEL con el modelo exacto y se registra en la carpeta técnica el modelo, la referencia consultada y la fecha de consulta.</w:t>
+          <w:b w:val="0"/>
+          <w:i w:val="0"/>
+          <w:sz w:val="20"/>
+        </w:rPr>
+        <w:t>Cada afirmación regulatoria debe incluir fuente oficial y fecha. Ejemplo verificable: CONATEL comunicó el lanzamiento oficial de 5G el 18/12/2025; sus registros posteriores deben consultarse por fecha antes de afirmar operadores o bandas vigentes. Paso 6 (resumen ejecutivo): una página con necesidad, solución, verificaciones, costo y riesgos, que permita decidir sin leer los anexos.</w:t>
       </w:r>
     </w:p>
     <w:p>
@@ -4292,299 +4579,12 @@
         <w:pageBreakBefore/>
       </w:pPr>
       <w:r>
-        <w:t>Tercera parte — Fichas de profundización A–L</w:t>
-      </w:r>
-    </w:p>
-    <w:p>
-      <w:pPr>
-        <w:spacing w:before="0" w:after="60"/>
-        <w:jc w:val="both"/>
-      </w:pPr>
-      <w:r>
-        <w:rPr>
-          <w:b w:val="0"/>
-          <w:i w:val="0"/>
-          <w:sz w:val="20"/>
-        </w:rPr>
-        <w:t>Estas claves son orientativas pero técnicas: cuando una decisión depende de una ficha de fabricante, el estudiante debe citar la evidencia utilizada.</w:t>
-      </w:r>
-    </w:p>
-    <w:p>
-      <w:pPr>
-        <w:pStyle w:val="Ttulo2"/>
-      </w:pPr>
-      <w:r>
-        <w:t>Ficha A — Compatibilidad gabinete · placa madre · fuente</w:t>
-      </w:r>
-    </w:p>
-    <w:p>
-      <w:pPr>
-        <w:spacing w:before="0" w:after="60"/>
-        <w:jc w:val="both"/>
-      </w:pPr>
-      <w:r>
-        <w:rPr>
-          <w:b w:val="0"/>
-          <w:i w:val="0"/>
-          <w:sz w:val="20"/>
-        </w:rPr>
-        <w:t>Debe comprobarse factor de forma de placa y gabinete, formato/espacio de la fuente, conectores y potencia requerida. Una decisión sin especificación no se considera verificada.</w:t>
-      </w:r>
-    </w:p>
-    <w:p>
-      <w:pPr>
-        <w:pStyle w:val="Ttulo2"/>
-      </w:pPr>
-      <w:r>
-        <w:t>Ficha B — PCIe y M.2: formato, generación y carriles</w:t>
-      </w:r>
-    </w:p>
-    <w:p>
-      <w:pPr>
-        <w:spacing w:before="0" w:after="60"/>
-        <w:jc w:val="both"/>
-      </w:pPr>
-      <w:r>
-        <w:rPr>
-          <w:b w:val="0"/>
-          <w:i w:val="0"/>
-          <w:sz w:val="20"/>
-        </w:rPr>
-        <w:t>Separar siempre «formato» de «interfaz». PCIe: indicar generación + carriles; M.2: indicar si el zócalo/módulo soporta SATA o PCIe/NVMe y la key correspondiente. Entrar físicamente no demuestra compatibilidad funcional.</w:t>
-      </w:r>
-    </w:p>
-    <w:p>
-      <w:pPr>
-        <w:pStyle w:val="Ttulo2"/>
-      </w:pPr>
-      <w:r>
-        <w:t>Ficha C — USB-C no es una velocidad</w:t>
-      </w:r>
-    </w:p>
-    <w:p>
-      <w:pPr>
-        <w:spacing w:before="0" w:after="60"/>
-        <w:jc w:val="both"/>
-      </w:pPr>
-      <w:r>
-        <w:rPr>
-          <w:b w:val="0"/>
-          <w:i w:val="0"/>
-          <w:sz w:val="20"/>
-        </w:rPr>
-        <w:t>Respuesta esperada: USB-C solo identifica el conector reversible. La velocidad y funciones dependen del estándar/controlador/cable; se acepta «no indicado» cuando la ficha del fabricante no lo declara.</w:t>
-      </w:r>
-    </w:p>
-    <w:p>
-      <w:pPr>
-        <w:pStyle w:val="Ttulo2"/>
-      </w:pPr>
-      <w:r>
-        <w:t>Ficha D — CPU, RAM y placa: cadena de compatibilidad</w:t>
-      </w:r>
-    </w:p>
-    <w:p>
-      <w:pPr>
-        <w:spacing w:before="0" w:after="60"/>
-        <w:jc w:val="both"/>
-      </w:pPr>
-      <w:r>
-        <w:rPr>
-          <w:b w:val="0"/>
-          <w:i w:val="0"/>
-          <w:sz w:val="20"/>
-        </w:rPr>
-        <w:t>La propuesta debe citar zócalo/chipset/BIOS cuando corresponda, tipo DDR, capacidad máxima y ranuras. No aceptar inferencias del tipo «3200 = DDR4» sin identificación del modelo o especificación.</w:t>
-      </w:r>
-    </w:p>
-    <w:p>
-      <w:pPr>
-        <w:pStyle w:val="Ttulo2"/>
-      </w:pPr>
-      <w:r>
-        <w:t>Ficha E — Almacenamiento y migración segura</w:t>
-      </w:r>
-    </w:p>
-    <w:p>
-      <w:pPr>
-        <w:spacing w:before="0" w:after="60"/>
-        <w:jc w:val="both"/>
-      </w:pPr>
-      <w:r>
-        <w:rPr>
-          <w:b w:val="0"/>
-          <w:i w:val="0"/>
-          <w:sz w:val="20"/>
-        </w:rPr>
-        <w:t>55 % de 1 TB ≈ 550 GB usados. Para que quede al menos 20 % libre, el destino mínimo es 550 ÷ 0,8 ≈ 688 GB (aceptar 660 GB si se interpretó como 550 + 20 %); un destino de 1 TB cumple con margen. Debe existir respaldo, copia, verificación y conservación temporal del origen antes de borrar/reutilizar.</w:t>
-      </w:r>
-    </w:p>
-    <w:p>
-      <w:pPr>
-        <w:pStyle w:val="Ttulo2"/>
-      </w:pPr>
-      <w:r>
-        <w:t>Ficha F — Costo total de impresión</w:t>
-      </w:r>
-    </w:p>
-    <w:p>
-      <w:pPr>
-        <w:spacing w:before="0" w:after="60"/>
-        <w:jc w:val="both"/>
-      </w:pPr>
-      <w:r>
-        <w:rPr>
-          <w:b w:val="0"/>
-          <w:i w:val="0"/>
-          <w:sz w:val="20"/>
-        </w:rPr>
-        <w:t>Costo/página = costo del insumo ÷ rendimiento. Costo anual aproximado = equipo + consumibles necesarios para el volumen anual (+ mantenimiento si el caso lo da). La recomendación debe usar costo total y volumen.</w:t>
-      </w:r>
-    </w:p>
-    <w:p>
-      <w:pPr>
-        <w:pStyle w:val="Ttulo2"/>
-      </w:pPr>
-      <w:r>
-        <w:t>Ficha G — Diagnóstico IP paso a paso</w:t>
-      </w:r>
-    </w:p>
-    <w:p>
-      <w:pPr>
-        <w:spacing w:before="0" w:after="60"/>
-        <w:jc w:val="both"/>
-      </w:pPr>
-      <w:r>
-        <w:rPr>
-          <w:b w:val="0"/>
-          <w:i w:val="0"/>
-          <w:sz w:val="20"/>
-        </w:rPr>
-        <w:t>Si hay ping a una IP pública pero falla un nombre, la conectividad IP existe y el problema probable es resolución DNS/configuración DNS. No modificar parámetros sin autorización.</w:t>
-      </w:r>
-    </w:p>
-    <w:p>
-      <w:pPr>
-        <w:pStyle w:val="Ttulo2"/>
-      </w:pPr>
-      <w:r>
-        <w:t>Ficha H — Topologías modernas y dominios de falla</w:t>
-      </w:r>
-    </w:p>
-    <w:p>
-      <w:pPr>
-        <w:spacing w:before="0" w:after="60"/>
-        <w:jc w:val="both"/>
-      </w:pPr>
-      <w:r>
-        <w:rPr>
-          <w:b w:val="0"/>
-          <w:i w:val="0"/>
-          <w:sz w:val="20"/>
-        </w:rPr>
-        <w:t>Cable de una PC: cae esa estación. Switch: cae la LAN conectada a él. Enlace al router: la LAN local puede seguir funcionando pero se pierde acceso a otras redes/internet. El hub histórico sí comparte medio; el switch moderno no se comporta como bus lógico compartido normal.</w:t>
-      </w:r>
-    </w:p>
-    <w:p>
-      <w:pPr>
-        <w:pStyle w:val="Ttulo2"/>
-      </w:pPr>
-      <w:r>
-        <w:t>Ficha I — Dimensionamiento y BOM de una red pequeña</w:t>
-      </w:r>
-    </w:p>
-    <w:p>
-      <w:pPr>
-        <w:spacing w:before="0" w:after="60"/>
-        <w:jc w:val="both"/>
-      </w:pPr>
-      <w:r>
-        <w:rPr>
-          <w:b w:val="0"/>
-          <w:i w:val="0"/>
-          <w:sz w:val="20"/>
-        </w:rPr>
-        <w:t>Para 12 PC + impresora + 2 AP + uplink = 16 puertos ocupados; con reserva, un switch de 24 puertos es una elección típica. Se aceptan otras topologías si la cuenta y la justificación son correctas.</w:t>
-      </w:r>
-    </w:p>
-    <w:p>
-      <w:pPr>
-        <w:pStyle w:val="Ttulo2"/>
-      </w:pPr>
-      <w:r>
-        <w:t>Ficha J — Cat 6, Cat 6A y T568: especificar sin simplificar</w:t>
-      </w:r>
-    </w:p>
-    <w:p>
-      <w:pPr>
-        <w:spacing w:before="0" w:after="60"/>
-        <w:jc w:val="both"/>
-      </w:pPr>
-      <w:r>
-        <w:rPr>
-          <w:b w:val="0"/>
-          <w:i w:val="0"/>
-          <w:sz w:val="20"/>
-        </w:rPr>
-        <w:t>Aula 1 Gb/s: Cat 6 es suficiente (Cat 5e también puede cumplir, pero Cat 6 ofrece margen). 10 Gb/s a 90 m: elegir Cat 6A. T568A/T568B se documenta; mismo esquema en ambos extremos para un enlace directo convencional. Un certificador mide parámetros de desempeño, no solo continuidad/orden.</w:t>
-      </w:r>
-    </w:p>
-    <w:p>
-      <w:pPr>
-        <w:pStyle w:val="Ttulo2"/>
-      </w:pPr>
-      <w:r>
-        <w:t>Ficha K — Wi-Fi: cobertura, rendimiento y seguridad</w:t>
-      </w:r>
-    </w:p>
-    <w:p>
-      <w:pPr>
-        <w:spacing w:before="0" w:after="60"/>
-        <w:jc w:val="both"/>
-      </w:pPr>
-      <w:r>
-        <w:rPr>
-          <w:b w:val="0"/>
-          <w:i w:val="0"/>
-          <w:sz w:val="20"/>
-        </w:rPr>
-        <w:t>La respuesta debe considerar cobertura, interferencia, generación Wi‑Fi, ancho de canal, clientes y seguridad. WPA2/WPA3 según compatibilidad. No aceptar «6 GHz es siempre más rápido» sin condiciones.</w:t>
-      </w:r>
-    </w:p>
-    <w:p>
-      <w:pPr>
-        <w:pStyle w:val="Ttulo2"/>
-      </w:pPr>
-      <w:r>
-        <w:t>Ficha L — CONATEL y expediente técnico verificable</w:t>
-      </w:r>
-    </w:p>
-    <w:p>
-      <w:pPr>
-        <w:spacing w:before="0" w:after="60"/>
-        <w:jc w:val="both"/>
-      </w:pPr>
-      <w:r>
-        <w:rPr>
-          <w:b w:val="0"/>
-          <w:i w:val="0"/>
-          <w:sz w:val="20"/>
-        </w:rPr>
-        <w:t>Cada afirmación regulatoria debe incluir fuente oficial y fecha. Ejemplo verificable: CONATEL comunicó el lanzamiento oficial de 5G el 18/12/2025; sus registros posteriores deben consultarse por fecha antes de afirmar operadores o bandas vigentes. Paso 6 (resumen ejecutivo): una página con necesidad, solución, verificaciones, costo y riesgos; se evalúa que abstraiga lo esencial, que cada verificación remita a su anexo y que un directivo pueda decidir sin leer los cálculos.</w:t>
-      </w:r>
-    </w:p>
-    <w:p>
-      <w:pPr>
-        <w:pStyle w:val="Ttulo1"/>
-        <w:pageBreakBefore/>
-      </w:pPr>
-      <w:r>
         <w:t>Proyecto Final Integrador — Rúbrica analítica y orientaciones</w:t>
       </w:r>
     </w:p>
     <w:p>
       <w:pPr>
-        <w:spacing w:before="0" w:after="60"/>
+        <w:spacing w:before="0" w:after="40"/>
         <w:jc w:val="both"/>
       </w:pPr>
       <w:r>
@@ -5249,7 +5249,7 @@
     </w:p>
     <w:p>
       <w:pPr>
-        <w:spacing w:before="0" w:after="60"/>
+        <w:spacing w:before="0" w:after="40"/>
         <w:jc w:val="both"/>
       </w:pPr>
       <w:r>
@@ -5271,7 +5271,7 @@
     </w:p>
     <w:p>
       <w:pPr>
-        <w:spacing w:before="0" w:after="60"/>
+        <w:spacing w:before="0" w:after="40"/>
         <w:ind w:left="170"/>
         <w:jc w:val="both"/>
       </w:pPr>
@@ -5286,7 +5286,7 @@
     </w:p>
     <w:p>
       <w:pPr>
-        <w:spacing w:before="0" w:after="60"/>
+        <w:spacing w:before="0" w:after="40"/>
         <w:ind w:left="170"/>
         <w:jc w:val="both"/>
       </w:pPr>
@@ -5301,7 +5301,7 @@
     </w:p>
     <w:p>
       <w:pPr>
-        <w:spacing w:before="0" w:after="60"/>
+        <w:spacing w:before="0" w:after="40"/>
         <w:ind w:left="170"/>
         <w:jc w:val="both"/>
       </w:pPr>
@@ -5316,7 +5316,7 @@
     </w:p>
     <w:p>
       <w:pPr>
-        <w:spacing w:before="0" w:after="60"/>
+        <w:spacing w:before="0" w:after="40"/>
         <w:ind w:left="170"/>
         <w:jc w:val="both"/>
       </w:pPr>
@@ -5331,7 +5331,7 @@
     </w:p>
     <w:p>
       <w:pPr>
-        <w:spacing w:before="0" w:after="60"/>
+        <w:spacing w:before="0" w:after="40"/>
         <w:ind w:left="170"/>
         <w:jc w:val="both"/>
       </w:pPr>

--- a/software_2_esencial/salida/Gabinete_Informatica_Software_2do_Curso_SOLUCIONARIO_DOCENTE_ESENCIAL_COMERCIAL_2026.docx
+++ b/software_2_esencial/salida/Gabinete_Informatica_Software_2do_Curso_SOLUCIONARIO_DOCENTE_ESENCIAL_COMERCIAL_2026.docx
@@ -3874,7 +3874,7 @@
           <w:i w:val="0"/>
           <w:sz w:val="20"/>
         </w:rPr>
-        <w:t>ficha de CONATEL con la misión citada textual, fuente y fecha de consulta; informe técnico de la Farmacia Tajy con sus seis secciones (topología de la Práctica 14, switch de la 15, materiales de la 16, canales de la 19, plan de direcciones y marco regulatorio), resumen de riesgos y conclusión. El plan de direcciones es propio de la farmacia; por ejemplo, red 10.20.5.0/24, puerta de enlace 10.20.5.1, impresora fija 10.20.5.30 y DHCP de 10.20.5.100 a 10.20.5.199 (se acepta cualquier red privada coherente, con la impresora fuera del rango del DHCP). Errores frecuentes: pegar la configuración del equipo del laboratorio como si fuera la de la farmacia; mezclar datos del Instituto Ko'ẽju; parafrasear la misión sin comillas ni fuente.</w:t>
+        <w:t>ficha de CONATEL con la misión citada textual, fuente y fecha de consulta; informe técnico del local de la Farmacia Tajy de las Prácticas 14 a 16 con sus seis secciones (topología de la 14, switch de la 15, materiales de la 16, canales del mismo local, plan de direcciones y marco regulatorio), resumen de riesgos y conclusión. Canales del local con cordones de 5 m: 12, 16, 19, 24, 28, 33, 46 y 57 m, todos dentro de norma (no se usa la tabla de la segunda sucursal de la Práctica 19). El plan de direcciones es propio de la farmacia; por ejemplo, red 10.20.5.0/24, puerta de enlace 10.20.5.1, impresora fija 10.20.5.30 y DHCP de 10.20.5.100 a 10.20.5.199 (se acepta cualquier red privada coherente, con la impresora fuera del rango del DHCP). Errores frecuentes: pegar la configuración del equipo del laboratorio como si fuera la de la farmacia; pegar los canales de la segunda sucursal; mezclar datos del Instituto Ko'ẽju; parafrasear la misión sin comillas ni fuente.</w:t>
       </w:r>
     </w:p>
     <w:p>
